--- a/MD_Tanvir_CV .docx
+++ b/MD_Tanvir_CV .docx
@@ -1244,27 +1244,44 @@
           </w:p>
           <w:p>
             <w:pPr>
-              <w:spacing w:after="120"/>
-              <w:jc w:val="both"/>
-            </w:pPr>
-            <w:r>
-              <w:rPr>
-                <w:rFonts w:ascii="Calibri" w:eastAsia="Calibri" w:hAnsi="Calibri" w:cs="Calibri"/>
-                <w:color w:val="1F2937"/>
-                <w:sz w:val="24"/>
-                <w:szCs w:val="24"/>
-              </w:rPr>
-              <w:t>Self-motivated full stack developer who enjoys solving real problems through code. Built and maintained a complete enterprise banking application from database design to user interface, working across Java, Spring Boot, Angular, and Flutter. Comfortable wo</w:t>
-            </w:r>
-            <w:r>
-              <w:rPr>
-                <w:rFonts w:ascii="Calibri" w:eastAsia="Calibri" w:hAnsi="Calibri" w:cs="Calibri"/>
-                <w:color w:val="1F2937"/>
-                <w:sz w:val="24"/>
-                <w:szCs w:val="24"/>
-              </w:rPr>
-              <w:t>rking independently and learning new tools quickly. Looking for a role where I can contribute from day one and grow into more responsibility over time.</w:t>
-            </w:r>
+              <w:pBdr>
+                <w:bottom w:val="single" w:sz="10" w:space="3" w:color="2563EB"/>
+              </w:pBdr>
+              <w:spacing w:before="260" w:after="120"/>
+              <w:rPr>
+                <w:rFonts w:asciiTheme="majorHAnsi" w:hAnsiTheme="majorHAnsi" w:cstheme="majorHAnsi"/>
+                <w:sz w:val="24"/>
+                <w:szCs w:val="24"/>
+              </w:rPr>
+            </w:pPr>
+            <w:r>
+              <w:rPr>
+                <w:rFonts w:asciiTheme="majorHAnsi" w:hAnsiTheme="majorHAnsi" w:cstheme="majorHAnsi"/>
+                <w:sz w:val="24"/>
+                <w:szCs w:val="24"/>
+              </w:rPr>
+              <w:t xml:space="preserve">Self-motivated Full Stack Java Developer who enjoys solving real problems through code, skilled in Java, Spring Boot, Angular, </w:t>
+            </w:r>
+            <w:proofErr w:type="spellStart"/>
+            <w:r>
+              <w:rPr>
+                <w:rFonts w:asciiTheme="majorHAnsi" w:hAnsiTheme="majorHAnsi" w:cstheme="majorHAnsi"/>
+                <w:sz w:val="24"/>
+                <w:szCs w:val="24"/>
+              </w:rPr>
+              <w:t>TypeScript</w:t>
+            </w:r>
+            <w:proofErr w:type="spellEnd"/>
+            <w:r>
+              <w:rPr>
+                <w:rFonts w:asciiTheme="majorHAnsi" w:hAnsiTheme="majorHAnsi" w:cstheme="majorHAnsi"/>
+                <w:sz w:val="24"/>
+                <w:szCs w:val="24"/>
+              </w:rPr>
+              <w:t>, and Flutter. Built and maintained a complete Supply Chain Management System — from database design to user interface — covering procurement, inventory, quality control, sales, and delivery operations, delivered across web, native Android, and cross-platform apps. Also developed a desktop POS application using Java Swing and MySQL. Holds an MBA in Management from Dhaka University, combining technical and business perspective. Comfortable working independently, quick to learn new tools, and looking for a role where I can contribute from day one and grow into more responsibility over time.</w:t>
+            </w:r>
+            <w:bookmarkStart w:id="0" w:name="_GoBack"/>
+            <w:bookmarkEnd w:id="0"/>
           </w:p>
           <w:p>
             <w:pPr>
@@ -2021,6 +2038,7 @@
                 <w:sz w:val="22"/>
                 <w:szCs w:val="22"/>
               </w:rPr>
+              <w:lastRenderedPageBreak/>
               <w:t xml:space="preserve">•  </w:t>
             </w:r>
             <w:r>
@@ -2115,7 +2133,6 @@
                 <w:sz w:val="26"/>
                 <w:szCs w:val="26"/>
               </w:rPr>
-              <w:lastRenderedPageBreak/>
               <w:t>Supply Chain Management System (Cross Platform)</w:t>
             </w:r>
           </w:p>
@@ -2475,8 +2492,6 @@
                 <w:t>tanvirhasan66270</w:t>
               </w:r>
             </w:hyperlink>
-            <w:bookmarkStart w:id="0" w:name="_GoBack"/>
-            <w:bookmarkEnd w:id="0"/>
           </w:p>
           <w:p>
             <w:pPr>

--- a/MD_Tanvir_CV .docx
+++ b/MD_Tanvir_CV .docx
@@ -20,18 +20,13 @@
         <w:tblLook w:val="0000" w:firstRow="0" w:lastRow="0" w:firstColumn="0" w:lastColumn="0" w:noHBand="0" w:noVBand="0"/>
       </w:tblPr>
       <w:tblGrid>
-        <w:gridCol w:w="4200"/>
-        <w:gridCol w:w="8040"/>
+        <w:gridCol w:w="4052"/>
+        <w:gridCol w:w="7854"/>
       </w:tblGrid>
       <w:tr>
-        <w:tblPrEx>
-          <w:tblCellMar>
-            <w:top w:w="0" w:type="dxa"/>
-            <w:bottom w:w="0" w:type="dxa"/>
-          </w:tblCellMar>
-        </w:tblPrEx>
         <w:trPr>
           <w:cantSplit/>
+          <w:trHeight w:val="15990"/>
         </w:trPr>
         <w:tc>
           <w:tcPr>
@@ -54,13 +49,17 @@
             <w:pPr>
               <w:spacing w:after="120"/>
               <w:jc w:val="center"/>
+              <w:rPr>
+                <w:color w:val="000000" w:themeColor="text1"/>
+              </w:rPr>
             </w:pPr>
             <w:r>
               <w:rPr>
                 <w:noProof/>
+                <w:color w:val="000000" w:themeColor="text1"/>
               </w:rPr>
               <w:drawing>
-                <wp:inline distT="0" distB="0" distL="0" distR="0">
+                <wp:inline distT="0" distB="0" distL="0" distR="0" wp14:anchorId="430CB549" wp14:editId="59938EBB">
                   <wp:extent cx="1571625" cy="1800225"/>
                   <wp:effectExtent l="0" t="0" r="9525" b="9525"/>
                   <wp:docPr id="2" name="Picture 2" descr="C:\Users\Admin\Desktop\Tanvir .JPG"/>
@@ -111,17 +110,29 @@
           </w:p>
           <w:p>
             <w:pPr>
+              <w:spacing w:after="120"/>
+              <w:jc w:val="center"/>
+              <w:rPr>
+                <w:color w:val="000000" w:themeColor="text1"/>
+              </w:rPr>
+            </w:pPr>
+          </w:p>
+          <w:p>
+            <w:pPr>
               <w:pBdr>
                 <w:bottom w:val="single" w:sz="8" w:space="4" w:color="2563EB"/>
               </w:pBdr>
               <w:spacing w:before="260" w:after="100"/>
-            </w:pPr>
-            <w:r>
-              <w:rPr>
-                <w:rFonts w:ascii="Calibri" w:eastAsia="Calibri" w:hAnsi="Calibri" w:cs="Calibri"/>
-                <w:b/>
-                <w:bCs/>
-                <w:color w:val="1F2937"/>
+              <w:rPr>
+                <w:color w:val="000000" w:themeColor="text1"/>
+              </w:rPr>
+            </w:pPr>
+            <w:r>
+              <w:rPr>
+                <w:rFonts w:ascii="Calibri" w:eastAsia="Calibri" w:hAnsi="Calibri" w:cs="Calibri"/>
+                <w:b/>
+                <w:bCs/>
+                <w:color w:val="000000" w:themeColor="text1"/>
                 <w:spacing w:val="12"/>
                 <w:sz w:val="22"/>
                 <w:szCs w:val="22"/>
@@ -132,13 +143,16 @@
           <w:p>
             <w:pPr>
               <w:spacing w:after="60"/>
-            </w:pPr>
-            <w:r>
-              <w:rPr>
-                <w:rFonts w:ascii="Calibri" w:eastAsia="Calibri" w:hAnsi="Calibri" w:cs="Calibri"/>
-                <w:b/>
-                <w:bCs/>
-                <w:color w:val="374151"/>
+              <w:rPr>
+                <w:color w:val="000000" w:themeColor="text1"/>
+              </w:rPr>
+            </w:pPr>
+            <w:r>
+              <w:rPr>
+                <w:rFonts w:ascii="Calibri" w:eastAsia="Calibri" w:hAnsi="Calibri" w:cs="Calibri"/>
+                <w:b/>
+                <w:bCs/>
+                <w:color w:val="000000" w:themeColor="text1"/>
                 <w:sz w:val="24"/>
                 <w:szCs w:val="24"/>
               </w:rPr>
@@ -148,119 +162,269 @@
           <w:p>
             <w:pPr>
               <w:spacing w:after="60"/>
+              <w:rPr>
+                <w:color w:val="000000" w:themeColor="text1"/>
+              </w:rPr>
             </w:pPr>
             <w:hyperlink r:id="rId6" w:history="1">
               <w:r>
                 <w:rPr>
                   <w:rFonts w:ascii="Calibri" w:eastAsia="Calibri" w:hAnsi="Calibri" w:cs="Calibri"/>
-                  <w:color w:val="2563EB"/>
+                  <w:color w:val="000000" w:themeColor="text1"/>
                   <w:sz w:val="24"/>
                   <w:szCs w:val="24"/>
-                  <w:u w:val="single"/>
                 </w:rPr>
-                <w:t>tanvirhasan66270@gmail.com</w:t>
+                <w:t>tanvirhasan6</w:t>
+              </w:r>
+              <w:r>
+                <w:rPr>
+                  <w:rFonts w:ascii="Calibri" w:eastAsia="Calibri" w:hAnsi="Calibri" w:cs="Calibri"/>
+                  <w:color w:val="000000" w:themeColor="text1"/>
+                  <w:sz w:val="24"/>
+                  <w:szCs w:val="24"/>
+                </w:rPr>
+                <w:t>6</w:t>
+              </w:r>
+              <w:r>
+                <w:rPr>
+                  <w:rFonts w:ascii="Calibri" w:eastAsia="Calibri" w:hAnsi="Calibri" w:cs="Calibri"/>
+                  <w:color w:val="000000" w:themeColor="text1"/>
+                  <w:sz w:val="24"/>
+                  <w:szCs w:val="24"/>
+                </w:rPr>
+                <w:t>270@gmail.com</w:t>
               </w:r>
             </w:hyperlink>
           </w:p>
           <w:p>
             <w:pPr>
               <w:spacing w:after="60"/>
-            </w:pPr>
-            <w:r>
-              <w:rPr>
-                <w:rFonts w:ascii="Calibri" w:eastAsia="Calibri" w:hAnsi="Calibri" w:cs="Calibri"/>
-                <w:color w:val="6B7280"/>
-                <w:sz w:val="24"/>
-                <w:szCs w:val="24"/>
-              </w:rPr>
-              <w:t xml:space="preserve">LinkedIn: </w:t>
+              <w:rPr>
+                <w:color w:val="000000" w:themeColor="text1"/>
+              </w:rPr>
+            </w:pPr>
+            <w:r>
+              <w:rPr>
+                <w:rFonts w:ascii="Calibri" w:eastAsia="Calibri" w:hAnsi="Calibri" w:cs="Calibri"/>
+                <w:color w:val="000000" w:themeColor="text1"/>
+                <w:sz w:val="24"/>
+                <w:szCs w:val="24"/>
+              </w:rPr>
+              <w:t>LinkedIn</w:t>
             </w:r>
             <w:hyperlink r:id="rId7" w:history="1">
               <w:r>
                 <w:rPr>
+                  <w:rStyle w:val="Hyperlink"/>
                   <w:rFonts w:ascii="Calibri" w:eastAsia="Calibri" w:hAnsi="Calibri" w:cs="Calibri"/>
-                  <w:color w:val="2563EB"/>
+                  <w:color w:val="000000" w:themeColor="text1"/>
                   <w:sz w:val="24"/>
                   <w:szCs w:val="24"/>
-                  <w:u w:val="single"/>
+                  <w:u w:val="none"/>
                 </w:rPr>
-                <w:t>md-tanvir-76a672391</w:t>
+                <w:t>: /in/md-tan</w:t>
+              </w:r>
+              <w:r>
+                <w:rPr>
+                  <w:rStyle w:val="Hyperlink"/>
+                  <w:rFonts w:ascii="Calibri" w:eastAsia="Calibri" w:hAnsi="Calibri" w:cs="Calibri"/>
+                  <w:color w:val="000000" w:themeColor="text1"/>
+                  <w:sz w:val="24"/>
+                  <w:szCs w:val="24"/>
+                  <w:u w:val="none"/>
+                </w:rPr>
+                <w:t>v</w:t>
+              </w:r>
+              <w:r>
+                <w:rPr>
+                  <w:rStyle w:val="Hyperlink"/>
+                  <w:rFonts w:ascii="Calibri" w:eastAsia="Calibri" w:hAnsi="Calibri" w:cs="Calibri"/>
+                  <w:color w:val="000000" w:themeColor="text1"/>
+                  <w:sz w:val="24"/>
+                  <w:szCs w:val="24"/>
+                  <w:u w:val="none"/>
+                </w:rPr>
+                <w:t>ir-76a672391</w:t>
               </w:r>
             </w:hyperlink>
           </w:p>
           <w:p>
             <w:pPr>
               <w:spacing w:after="60"/>
-            </w:pPr>
-            <w:r>
-              <w:rPr>
-                <w:rFonts w:ascii="Calibri" w:eastAsia="Calibri" w:hAnsi="Calibri" w:cs="Calibri"/>
-                <w:color w:val="6B7280"/>
+              <w:rPr>
+                <w:color w:val="000000" w:themeColor="text1"/>
+              </w:rPr>
+            </w:pPr>
+            <w:r>
+              <w:rPr>
+                <w:rFonts w:ascii="Calibri" w:eastAsia="Calibri" w:hAnsi="Calibri" w:cs="Calibri"/>
+                <w:color w:val="000000" w:themeColor="text1"/>
                 <w:sz w:val="24"/>
                 <w:szCs w:val="24"/>
               </w:rPr>
               <w:t xml:space="preserve">GitHub: </w:t>
+            </w:r>
+            <w:r>
+              <w:rPr>
+                <w:rFonts w:ascii="Calibri" w:eastAsia="Calibri" w:hAnsi="Calibri" w:cs="Calibri"/>
+                <w:color w:val="000000" w:themeColor="text1"/>
+                <w:sz w:val="22"/>
+                <w:szCs w:val="22"/>
+              </w:rPr>
+              <w:t>github.com/</w:t>
             </w:r>
             <w:hyperlink r:id="rId8" w:history="1">
               <w:r>
                 <w:rPr>
                   <w:rFonts w:ascii="Calibri" w:eastAsia="Calibri" w:hAnsi="Calibri" w:cs="Calibri"/>
-                  <w:color w:val="2563EB"/>
-                  <w:sz w:val="24"/>
-                  <w:szCs w:val="24"/>
-                  <w:u w:val="single"/>
+                  <w:color w:val="000000" w:themeColor="text1"/>
+                  <w:sz w:val="22"/>
+                  <w:szCs w:val="22"/>
                 </w:rPr>
-                <w:t>tanvirhasan66270</w:t>
+                <w:t>tan</w:t>
+              </w:r>
+              <w:r>
+                <w:rPr>
+                  <w:rFonts w:ascii="Calibri" w:eastAsia="Calibri" w:hAnsi="Calibri" w:cs="Calibri"/>
+                  <w:color w:val="000000" w:themeColor="text1"/>
+                  <w:sz w:val="22"/>
+                  <w:szCs w:val="22"/>
+                </w:rPr>
+                <w:t>v</w:t>
+              </w:r>
+              <w:r>
+                <w:rPr>
+                  <w:rFonts w:ascii="Calibri" w:eastAsia="Calibri" w:hAnsi="Calibri" w:cs="Calibri"/>
+                  <w:color w:val="000000" w:themeColor="text1"/>
+                  <w:sz w:val="22"/>
+                  <w:szCs w:val="22"/>
+                </w:rPr>
+                <w:t>irha</w:t>
+              </w:r>
+              <w:r>
+                <w:rPr>
+                  <w:rFonts w:ascii="Calibri" w:eastAsia="Calibri" w:hAnsi="Calibri" w:cs="Calibri"/>
+                  <w:color w:val="000000" w:themeColor="text1"/>
+                  <w:sz w:val="22"/>
+                  <w:szCs w:val="22"/>
+                </w:rPr>
+                <w:t>s</w:t>
+              </w:r>
+              <w:r>
+                <w:rPr>
+                  <w:rFonts w:ascii="Calibri" w:eastAsia="Calibri" w:hAnsi="Calibri" w:cs="Calibri"/>
+                  <w:color w:val="000000" w:themeColor="text1"/>
+                  <w:sz w:val="22"/>
+                  <w:szCs w:val="22"/>
+                </w:rPr>
+                <w:t>a</w:t>
+              </w:r>
+              <w:r>
+                <w:rPr>
+                  <w:rFonts w:ascii="Calibri" w:eastAsia="Calibri" w:hAnsi="Calibri" w:cs="Calibri"/>
+                  <w:color w:val="000000" w:themeColor="text1"/>
+                  <w:sz w:val="22"/>
+                  <w:szCs w:val="22"/>
+                </w:rPr>
+                <w:t>n</w:t>
+              </w:r>
+              <w:r>
+                <w:rPr>
+                  <w:rFonts w:ascii="Calibri" w:eastAsia="Calibri" w:hAnsi="Calibri" w:cs="Calibri"/>
+                  <w:color w:val="000000" w:themeColor="text1"/>
+                  <w:sz w:val="22"/>
+                  <w:szCs w:val="22"/>
+                </w:rPr>
+                <w:t>6</w:t>
+              </w:r>
+              <w:r>
+                <w:rPr>
+                  <w:rFonts w:ascii="Calibri" w:eastAsia="Calibri" w:hAnsi="Calibri" w:cs="Calibri"/>
+                  <w:color w:val="000000" w:themeColor="text1"/>
+                  <w:sz w:val="22"/>
+                  <w:szCs w:val="22"/>
+                </w:rPr>
+                <w:t>6270</w:t>
               </w:r>
             </w:hyperlink>
           </w:p>
           <w:p>
             <w:pPr>
               <w:spacing w:after="60"/>
-            </w:pPr>
-            <w:proofErr w:type="spellStart"/>
-            <w:r>
-              <w:rPr>
-                <w:rFonts w:ascii="Calibri" w:eastAsia="Calibri" w:hAnsi="Calibri" w:cs="Calibri"/>
-                <w:color w:val="6B7280"/>
-                <w:sz w:val="24"/>
-                <w:szCs w:val="24"/>
-              </w:rPr>
-              <w:t>HackerRank</w:t>
-            </w:r>
-            <w:proofErr w:type="spellEnd"/>
-            <w:r>
-              <w:rPr>
-                <w:rFonts w:ascii="Calibri" w:eastAsia="Calibri" w:hAnsi="Calibri" w:cs="Calibri"/>
-                <w:color w:val="6B7280"/>
-                <w:sz w:val="24"/>
-                <w:szCs w:val="24"/>
-              </w:rPr>
-              <w:t xml:space="preserve">: </w:t>
+              <w:rPr>
+                <w:color w:val="000000" w:themeColor="text1"/>
+              </w:rPr>
+            </w:pPr>
+            <w:r>
+              <w:rPr>
+                <w:rFonts w:ascii="Calibri" w:eastAsia="Calibri" w:hAnsi="Calibri" w:cs="Calibri"/>
+                <w:color w:val="000000" w:themeColor="text1"/>
+                <w:sz w:val="24"/>
+                <w:szCs w:val="24"/>
+              </w:rPr>
+              <w:t xml:space="preserve">HackerRank: </w:t>
             </w:r>
             <w:hyperlink r:id="rId9" w:history="1">
               <w:r>
                 <w:rPr>
                   <w:rFonts w:ascii="Calibri" w:eastAsia="Calibri" w:hAnsi="Calibri" w:cs="Calibri"/>
-                  <w:color w:val="2563EB"/>
+                  <w:color w:val="000000" w:themeColor="text1"/>
                   <w:sz w:val="24"/>
                   <w:szCs w:val="24"/>
-                  <w:u w:val="single"/>
                 </w:rPr>
-                <w:t>tanvirhasan66270</w:t>
+                <w:t>tanvirhas</w:t>
+              </w:r>
+              <w:r>
+                <w:rPr>
+                  <w:rFonts w:ascii="Calibri" w:eastAsia="Calibri" w:hAnsi="Calibri" w:cs="Calibri"/>
+                  <w:color w:val="000000" w:themeColor="text1"/>
+                  <w:sz w:val="24"/>
+                  <w:szCs w:val="24"/>
+                </w:rPr>
+                <w:t>a</w:t>
+              </w:r>
+              <w:r>
+                <w:rPr>
+                  <w:rFonts w:ascii="Calibri" w:eastAsia="Calibri" w:hAnsi="Calibri" w:cs="Calibri"/>
+                  <w:color w:val="000000" w:themeColor="text1"/>
+                  <w:sz w:val="24"/>
+                  <w:szCs w:val="24"/>
+                </w:rPr>
+                <w:t>n</w:t>
+              </w:r>
+              <w:r>
+                <w:rPr>
+                  <w:rFonts w:ascii="Calibri" w:eastAsia="Calibri" w:hAnsi="Calibri" w:cs="Calibri"/>
+                  <w:color w:val="000000" w:themeColor="text1"/>
+                  <w:sz w:val="24"/>
+                  <w:szCs w:val="24"/>
+                </w:rPr>
+                <w:t>6</w:t>
+              </w:r>
+              <w:r>
+                <w:rPr>
+                  <w:rFonts w:ascii="Calibri" w:eastAsia="Calibri" w:hAnsi="Calibri" w:cs="Calibri"/>
+                  <w:color w:val="000000" w:themeColor="text1"/>
+                  <w:sz w:val="24"/>
+                  <w:szCs w:val="24"/>
+                </w:rPr>
+                <w:t>6270</w:t>
               </w:r>
             </w:hyperlink>
           </w:p>
           <w:p>
             <w:pPr>
               <w:spacing w:after="20"/>
-            </w:pPr>
-            <w:r>
-              <w:rPr>
-                <w:rFonts w:ascii="Calibri" w:eastAsia="Calibri" w:hAnsi="Calibri" w:cs="Calibri"/>
-                <w:b/>
-                <w:bCs/>
-                <w:color w:val="9CA3AF"/>
+              <w:rPr>
+                <w:color w:val="000000" w:themeColor="text1"/>
+              </w:rPr>
+            </w:pPr>
+            <w:r>
+              <w:rPr>
+                <w:rFonts w:ascii="Calibri" w:eastAsia="Calibri" w:hAnsi="Calibri" w:cs="Calibri"/>
+                <w:b/>
+                <w:bCs/>
+                <w:color w:val="000000" w:themeColor="text1"/>
                 <w:sz w:val="24"/>
                 <w:szCs w:val="24"/>
               </w:rPr>
@@ -270,67 +434,33 @@
           <w:p>
             <w:pPr>
               <w:spacing w:after="60"/>
-            </w:pPr>
-            <w:r>
-              <w:rPr>
-                <w:rFonts w:ascii="Calibri" w:eastAsia="Calibri" w:hAnsi="Calibri" w:cs="Calibri"/>
-                <w:color w:val="374151"/>
-                <w:sz w:val="24"/>
-                <w:szCs w:val="24"/>
-              </w:rPr>
-              <w:t xml:space="preserve">114/3 Prime Care, West </w:t>
-            </w:r>
-            <w:proofErr w:type="spellStart"/>
-            <w:r>
-              <w:rPr>
-                <w:rFonts w:ascii="Calibri" w:eastAsia="Calibri" w:hAnsi="Calibri" w:cs="Calibri"/>
-                <w:color w:val="374151"/>
-                <w:sz w:val="24"/>
-                <w:szCs w:val="24"/>
-              </w:rPr>
-              <w:t>Agargaon</w:t>
-            </w:r>
-            <w:proofErr w:type="spellEnd"/>
-            <w:r>
-              <w:rPr>
-                <w:rFonts w:ascii="Calibri" w:eastAsia="Calibri" w:hAnsi="Calibri" w:cs="Calibri"/>
-                <w:color w:val="374151"/>
-                <w:sz w:val="24"/>
-                <w:szCs w:val="24"/>
-              </w:rPr>
-              <w:t xml:space="preserve">, </w:t>
-            </w:r>
-            <w:proofErr w:type="spellStart"/>
-            <w:r>
-              <w:rPr>
-                <w:rFonts w:ascii="Calibri" w:eastAsia="Calibri" w:hAnsi="Calibri" w:cs="Calibri"/>
-                <w:color w:val="374151"/>
-                <w:sz w:val="24"/>
-                <w:szCs w:val="24"/>
-              </w:rPr>
-              <w:t>Agargaon</w:t>
-            </w:r>
-            <w:proofErr w:type="spellEnd"/>
-            <w:r>
-              <w:rPr>
-                <w:rFonts w:ascii="Calibri" w:eastAsia="Calibri" w:hAnsi="Calibri" w:cs="Calibri"/>
-                <w:color w:val="374151"/>
-                <w:sz w:val="24"/>
-                <w:szCs w:val="24"/>
-              </w:rPr>
-              <w:t>, Dhaka 1207</w:t>
+              <w:rPr>
+                <w:color w:val="000000" w:themeColor="text1"/>
+              </w:rPr>
+            </w:pPr>
+            <w:r>
+              <w:rPr>
+                <w:rFonts w:ascii="Calibri" w:eastAsia="Calibri" w:hAnsi="Calibri" w:cs="Calibri"/>
+                <w:color w:val="000000" w:themeColor="text1"/>
+                <w:sz w:val="24"/>
+                <w:szCs w:val="24"/>
+              </w:rPr>
+              <w:t>114/3 Prime Care, West Agargaon, Agargaon, Dhaka 1207</w:t>
             </w:r>
           </w:p>
           <w:p>
             <w:pPr>
               <w:spacing w:after="20"/>
-            </w:pPr>
-            <w:r>
-              <w:rPr>
-                <w:rFonts w:ascii="Calibri" w:eastAsia="Calibri" w:hAnsi="Calibri" w:cs="Calibri"/>
-                <w:b/>
-                <w:bCs/>
-                <w:color w:val="9CA3AF"/>
+              <w:rPr>
+                <w:color w:val="000000" w:themeColor="text1"/>
+              </w:rPr>
+            </w:pPr>
+            <w:r>
+              <w:rPr>
+                <w:rFonts w:ascii="Calibri" w:eastAsia="Calibri" w:hAnsi="Calibri" w:cs="Calibri"/>
+                <w:b/>
+                <w:bCs/>
+                <w:color w:val="000000" w:themeColor="text1"/>
                 <w:sz w:val="24"/>
                 <w:szCs w:val="24"/>
               </w:rPr>
@@ -342,98 +472,27 @@
               <w:spacing w:after="60"/>
               <w:rPr>
                 <w:rFonts w:ascii="Calibri" w:eastAsia="Calibri" w:hAnsi="Calibri" w:cs="Calibri"/>
-                <w:color w:val="374151"/>
-                <w:sz w:val="24"/>
-                <w:szCs w:val="24"/>
-              </w:rPr>
-            </w:pPr>
-            <w:r>
-              <w:rPr>
-                <w:rFonts w:ascii="Calibri" w:eastAsia="Calibri" w:hAnsi="Calibri" w:cs="Calibri"/>
-                <w:color w:val="374151"/>
-                <w:sz w:val="24"/>
-                <w:szCs w:val="24"/>
-              </w:rPr>
-              <w:t xml:space="preserve">Village- </w:t>
-            </w:r>
-            <w:proofErr w:type="spellStart"/>
-            <w:r>
-              <w:rPr>
-                <w:rFonts w:ascii="Calibri" w:eastAsia="Calibri" w:hAnsi="Calibri" w:cs="Calibri"/>
-                <w:color w:val="374151"/>
-                <w:sz w:val="24"/>
-                <w:szCs w:val="24"/>
-              </w:rPr>
-              <w:t>Moshepur</w:t>
-            </w:r>
-            <w:proofErr w:type="spellEnd"/>
-            <w:r>
-              <w:rPr>
-                <w:rFonts w:ascii="Calibri" w:eastAsia="Calibri" w:hAnsi="Calibri" w:cs="Calibri"/>
-                <w:color w:val="374151"/>
-                <w:sz w:val="24"/>
-                <w:szCs w:val="24"/>
-              </w:rPr>
-              <w:t xml:space="preserve">, P.O.- </w:t>
-            </w:r>
-            <w:proofErr w:type="spellStart"/>
-            <w:r>
-              <w:rPr>
-                <w:rFonts w:ascii="Calibri" w:eastAsia="Calibri" w:hAnsi="Calibri" w:cs="Calibri"/>
-                <w:color w:val="374151"/>
-                <w:sz w:val="24"/>
-                <w:szCs w:val="24"/>
-              </w:rPr>
-              <w:t>Balsabari</w:t>
-            </w:r>
-            <w:proofErr w:type="spellEnd"/>
-            <w:r>
-              <w:rPr>
-                <w:rFonts w:ascii="Calibri" w:eastAsia="Calibri" w:hAnsi="Calibri" w:cs="Calibri"/>
-                <w:color w:val="374151"/>
-                <w:sz w:val="24"/>
-                <w:szCs w:val="24"/>
-              </w:rPr>
-              <w:t xml:space="preserve">, P.S.- </w:t>
-            </w:r>
-            <w:proofErr w:type="spellStart"/>
-            <w:r>
-              <w:rPr>
-                <w:rFonts w:ascii="Calibri" w:eastAsia="Calibri" w:hAnsi="Calibri" w:cs="Calibri"/>
-                <w:color w:val="374151"/>
-                <w:sz w:val="24"/>
-                <w:szCs w:val="24"/>
-              </w:rPr>
-              <w:t>Ullapara</w:t>
-            </w:r>
-            <w:proofErr w:type="spellEnd"/>
-            <w:r>
-              <w:rPr>
-                <w:rFonts w:ascii="Calibri" w:eastAsia="Calibri" w:hAnsi="Calibri" w:cs="Calibri"/>
-                <w:color w:val="374151"/>
-                <w:sz w:val="24"/>
-                <w:szCs w:val="24"/>
-              </w:rPr>
-              <w:t xml:space="preserve">, District- </w:t>
-            </w:r>
-            <w:proofErr w:type="spellStart"/>
-            <w:r>
-              <w:rPr>
-                <w:rFonts w:ascii="Calibri" w:eastAsia="Calibri" w:hAnsi="Calibri" w:cs="Calibri"/>
-                <w:color w:val="374151"/>
-                <w:sz w:val="24"/>
-                <w:szCs w:val="24"/>
-              </w:rPr>
-              <w:t>Sirajganj</w:t>
-            </w:r>
-            <w:proofErr w:type="spellEnd"/>
+                <w:color w:val="000000" w:themeColor="text1"/>
+                <w:sz w:val="24"/>
+                <w:szCs w:val="24"/>
+              </w:rPr>
+            </w:pPr>
+            <w:r>
+              <w:rPr>
+                <w:rFonts w:ascii="Calibri" w:eastAsia="Calibri" w:hAnsi="Calibri" w:cs="Calibri"/>
+                <w:color w:val="000000" w:themeColor="text1"/>
+                <w:sz w:val="24"/>
+                <w:szCs w:val="24"/>
+              </w:rPr>
+              <w:t>Village- Moshepur, P.O.- Balsabari, P.S.- Ullapara, District- Sirajganj</w:t>
+            </w:r>
           </w:p>
           <w:p>
             <w:pPr>
               <w:spacing w:after="60"/>
               <w:rPr>
                 <w:rFonts w:ascii="Calibri" w:eastAsia="Calibri" w:hAnsi="Calibri" w:cs="Calibri"/>
-                <w:color w:val="374151"/>
+                <w:color w:val="000000" w:themeColor="text1"/>
                 <w:sz w:val="12"/>
                 <w:szCs w:val="12"/>
               </w:rPr>
@@ -445,13 +504,16 @@
                 <w:bottom w:val="single" w:sz="10" w:space="3" w:color="2563EB"/>
               </w:pBdr>
               <w:spacing w:before="260" w:after="120"/>
-            </w:pPr>
-            <w:r>
-              <w:rPr>
-                <w:rFonts w:ascii="Calibri" w:eastAsia="Calibri" w:hAnsi="Calibri" w:cs="Calibri"/>
-                <w:b/>
-                <w:bCs/>
-                <w:color w:val="1F2937"/>
+              <w:rPr>
+                <w:color w:val="000000" w:themeColor="text1"/>
+              </w:rPr>
+            </w:pPr>
+            <w:r>
+              <w:rPr>
+                <w:rFonts w:ascii="Calibri" w:eastAsia="Calibri" w:hAnsi="Calibri" w:cs="Calibri"/>
+                <w:b/>
+                <w:bCs/>
+                <w:color w:val="000000" w:themeColor="text1"/>
                 <w:spacing w:val="10"/>
                 <w:sz w:val="28"/>
                 <w:szCs w:val="28"/>
@@ -462,13 +524,16 @@
           <w:p>
             <w:pPr>
               <w:spacing w:before="160" w:after="20"/>
-            </w:pPr>
-            <w:r>
-              <w:rPr>
-                <w:rFonts w:ascii="Calibri" w:eastAsia="Calibri" w:hAnsi="Calibri" w:cs="Calibri"/>
-                <w:b/>
-                <w:bCs/>
-                <w:color w:val="1F2937"/>
+              <w:rPr>
+                <w:color w:val="000000" w:themeColor="text1"/>
+              </w:rPr>
+            </w:pPr>
+            <w:r>
+              <w:rPr>
+                <w:rFonts w:ascii="Calibri" w:eastAsia="Calibri" w:hAnsi="Calibri" w:cs="Calibri"/>
+                <w:b/>
+                <w:bCs/>
+                <w:color w:val="000000" w:themeColor="text1"/>
                 <w:sz w:val="26"/>
                 <w:szCs w:val="26"/>
               </w:rPr>
@@ -479,15 +544,42 @@
             <w:pPr>
               <w:spacing w:after="120"/>
               <w:jc w:val="both"/>
-            </w:pPr>
-            <w:r>
-              <w:rPr>
-                <w:rFonts w:ascii="Calibri" w:eastAsia="Calibri" w:hAnsi="Calibri" w:cs="Calibri"/>
-                <w:color w:val="1F2937"/>
-                <w:sz w:val="24"/>
-                <w:szCs w:val="24"/>
-              </w:rPr>
-              <w:t>IDB-BISEW IT Scholarship Project | Center for Computer Studies Ltd. (CCSL) Nov 2025 – Sep 2026 | 788 Hours</w:t>
+              <w:rPr>
+                <w:rFonts w:ascii="Calibri" w:eastAsia="Calibri" w:hAnsi="Calibri" w:cs="Calibri"/>
+                <w:color w:val="000000" w:themeColor="text1"/>
+                <w:sz w:val="24"/>
+                <w:szCs w:val="24"/>
+              </w:rPr>
+            </w:pPr>
+            <w:r>
+              <w:rPr>
+                <w:rFonts w:ascii="Calibri" w:eastAsia="Calibri" w:hAnsi="Calibri" w:cs="Calibri"/>
+                <w:color w:val="000000" w:themeColor="text1"/>
+                <w:sz w:val="24"/>
+                <w:szCs w:val="24"/>
+              </w:rPr>
+              <w:t xml:space="preserve">IDB-BISEW IT Scholarship Project | Center for Computer Studies Ltd. (CCSL) Nov 2025 – Sep 2026 | </w:t>
+            </w:r>
+          </w:p>
+          <w:p>
+            <w:pPr>
+              <w:spacing w:after="120"/>
+              <w:jc w:val="both"/>
+              <w:rPr>
+                <w:rFonts w:ascii="Calibri" w:eastAsia="Calibri" w:hAnsi="Calibri" w:cs="Calibri"/>
+                <w:color w:val="000000" w:themeColor="text1"/>
+                <w:sz w:val="24"/>
+                <w:szCs w:val="24"/>
+              </w:rPr>
+            </w:pPr>
+            <w:r>
+              <w:rPr>
+                <w:rFonts w:ascii="Calibri" w:eastAsia="Calibri" w:hAnsi="Calibri" w:cs="Calibri"/>
+                <w:color w:val="000000" w:themeColor="text1"/>
+                <w:sz w:val="24"/>
+                <w:szCs w:val="24"/>
+              </w:rPr>
+              <w:t>788 Hours</w:t>
             </w:r>
           </w:p>
           <w:p>
@@ -496,13 +588,16 @@
                 <w:bottom w:val="single" w:sz="8" w:space="4" w:color="2563EB"/>
               </w:pBdr>
               <w:spacing w:before="260" w:after="100"/>
-            </w:pPr>
-            <w:r>
-              <w:rPr>
-                <w:rFonts w:ascii="Calibri" w:eastAsia="Calibri" w:hAnsi="Calibri" w:cs="Calibri"/>
-                <w:b/>
-                <w:bCs/>
-                <w:color w:val="1F2937"/>
+              <w:rPr>
+                <w:color w:val="000000" w:themeColor="text1"/>
+              </w:rPr>
+            </w:pPr>
+            <w:r>
+              <w:rPr>
+                <w:rFonts w:ascii="Calibri" w:eastAsia="Calibri" w:hAnsi="Calibri" w:cs="Calibri"/>
+                <w:b/>
+                <w:bCs/>
+                <w:color w:val="000000" w:themeColor="text1"/>
                 <w:spacing w:val="12"/>
                 <w:sz w:val="22"/>
                 <w:szCs w:val="22"/>
@@ -514,10 +609,13 @@
             <w:pPr>
               <w:spacing w:after="45"/>
               <w:ind w:left="200" w:hanging="150"/>
-            </w:pPr>
-            <w:r>
-              <w:rPr>
-                <w:color w:val="2563EB"/>
+              <w:rPr>
+                <w:color w:val="000000" w:themeColor="text1"/>
+              </w:rPr>
+            </w:pPr>
+            <w:r>
+              <w:rPr>
+                <w:color w:val="000000" w:themeColor="text1"/>
                 <w:sz w:val="22"/>
                 <w:szCs w:val="22"/>
               </w:rPr>
@@ -526,7 +624,7 @@
             <w:r>
               <w:rPr>
                 <w:rFonts w:ascii="Calibri" w:eastAsia="Calibri" w:hAnsi="Calibri" w:cs="Calibri"/>
-                <w:color w:val="374151"/>
+                <w:color w:val="000000" w:themeColor="text1"/>
                 <w:sz w:val="24"/>
                 <w:szCs w:val="24"/>
               </w:rPr>
@@ -537,10 +635,13 @@
             <w:pPr>
               <w:spacing w:after="45"/>
               <w:ind w:left="200" w:hanging="150"/>
-            </w:pPr>
-            <w:r>
-              <w:rPr>
-                <w:color w:val="2563EB"/>
+              <w:rPr>
+                <w:color w:val="000000" w:themeColor="text1"/>
+              </w:rPr>
+            </w:pPr>
+            <w:r>
+              <w:rPr>
+                <w:color w:val="000000" w:themeColor="text1"/>
                 <w:sz w:val="22"/>
                 <w:szCs w:val="22"/>
               </w:rPr>
@@ -549,7 +650,7 @@
             <w:r>
               <w:rPr>
                 <w:rFonts w:ascii="Calibri" w:eastAsia="Calibri" w:hAnsi="Calibri" w:cs="Calibri"/>
-                <w:color w:val="374151"/>
+                <w:color w:val="000000" w:themeColor="text1"/>
                 <w:sz w:val="24"/>
                 <w:szCs w:val="24"/>
               </w:rPr>
@@ -560,10 +661,13 @@
             <w:pPr>
               <w:spacing w:after="45"/>
               <w:ind w:left="200" w:hanging="150"/>
-            </w:pPr>
-            <w:r>
-              <w:rPr>
-                <w:color w:val="2563EB"/>
+              <w:rPr>
+                <w:color w:val="000000" w:themeColor="text1"/>
+              </w:rPr>
+            </w:pPr>
+            <w:r>
+              <w:rPr>
+                <w:color w:val="000000" w:themeColor="text1"/>
                 <w:sz w:val="22"/>
                 <w:szCs w:val="22"/>
               </w:rPr>
@@ -572,7 +676,7 @@
             <w:r>
               <w:rPr>
                 <w:rFonts w:ascii="Calibri" w:eastAsia="Calibri" w:hAnsi="Calibri" w:cs="Calibri"/>
-                <w:color w:val="374151"/>
+                <w:color w:val="000000" w:themeColor="text1"/>
                 <w:sz w:val="24"/>
                 <w:szCs w:val="24"/>
               </w:rPr>
@@ -583,35 +687,39 @@
             <w:pPr>
               <w:spacing w:after="45"/>
               <w:ind w:left="200" w:hanging="150"/>
-            </w:pPr>
-            <w:r>
-              <w:rPr>
-                <w:color w:val="2563EB"/>
+              <w:rPr>
+                <w:color w:val="000000" w:themeColor="text1"/>
+              </w:rPr>
+            </w:pPr>
+            <w:r>
+              <w:rPr>
+                <w:color w:val="000000" w:themeColor="text1"/>
                 <w:sz w:val="22"/>
                 <w:szCs w:val="22"/>
               </w:rPr>
               <w:t xml:space="preserve">•  </w:t>
             </w:r>
-            <w:proofErr w:type="spellStart"/>
-            <w:r>
-              <w:rPr>
-                <w:rFonts w:ascii="Calibri" w:eastAsia="Calibri" w:hAnsi="Calibri" w:cs="Calibri"/>
-                <w:color w:val="374151"/>
-                <w:sz w:val="24"/>
-                <w:szCs w:val="24"/>
-              </w:rPr>
-              <w:t>TypeScript</w:t>
-            </w:r>
-            <w:proofErr w:type="spellEnd"/>
+            <w:r>
+              <w:rPr>
+                <w:rFonts w:ascii="Calibri" w:eastAsia="Calibri" w:hAnsi="Calibri" w:cs="Calibri"/>
+                <w:color w:val="000000" w:themeColor="text1"/>
+                <w:sz w:val="24"/>
+                <w:szCs w:val="24"/>
+              </w:rPr>
+              <w:t>Typescript</w:t>
+            </w:r>
           </w:p>
           <w:p>
             <w:pPr>
               <w:spacing w:after="45"/>
               <w:ind w:left="200" w:hanging="150"/>
-            </w:pPr>
-            <w:r>
-              <w:rPr>
-                <w:color w:val="2563EB"/>
+              <w:rPr>
+                <w:color w:val="000000" w:themeColor="text1"/>
+              </w:rPr>
+            </w:pPr>
+            <w:r>
+              <w:rPr>
+                <w:color w:val="000000" w:themeColor="text1"/>
                 <w:sz w:val="22"/>
                 <w:szCs w:val="22"/>
               </w:rPr>
@@ -620,7 +728,7 @@
             <w:r>
               <w:rPr>
                 <w:rFonts w:ascii="Calibri" w:eastAsia="Calibri" w:hAnsi="Calibri" w:cs="Calibri"/>
-                <w:color w:val="374151"/>
+                <w:color w:val="000000" w:themeColor="text1"/>
                 <w:sz w:val="24"/>
                 <w:szCs w:val="24"/>
               </w:rPr>
@@ -631,10 +739,13 @@
             <w:pPr>
               <w:spacing w:after="45"/>
               <w:ind w:left="200" w:hanging="150"/>
-            </w:pPr>
-            <w:r>
-              <w:rPr>
-                <w:color w:val="2563EB"/>
+              <w:rPr>
+                <w:color w:val="000000" w:themeColor="text1"/>
+              </w:rPr>
+            </w:pPr>
+            <w:r>
+              <w:rPr>
+                <w:color w:val="000000" w:themeColor="text1"/>
                 <w:sz w:val="22"/>
                 <w:szCs w:val="22"/>
               </w:rPr>
@@ -643,7 +754,7 @@
             <w:r>
               <w:rPr>
                 <w:rFonts w:ascii="Calibri" w:eastAsia="Calibri" w:hAnsi="Calibri" w:cs="Calibri"/>
-                <w:color w:val="374151"/>
+                <w:color w:val="000000" w:themeColor="text1"/>
                 <w:sz w:val="24"/>
                 <w:szCs w:val="24"/>
               </w:rPr>
@@ -654,10 +765,13 @@
             <w:pPr>
               <w:spacing w:after="45"/>
               <w:ind w:left="200" w:hanging="150"/>
-            </w:pPr>
-            <w:r>
-              <w:rPr>
-                <w:color w:val="2563EB"/>
+              <w:rPr>
+                <w:color w:val="000000" w:themeColor="text1"/>
+              </w:rPr>
+            </w:pPr>
+            <w:r>
+              <w:rPr>
+                <w:color w:val="000000" w:themeColor="text1"/>
                 <w:sz w:val="22"/>
                 <w:szCs w:val="22"/>
               </w:rPr>
@@ -666,7 +780,7 @@
             <w:r>
               <w:rPr>
                 <w:rFonts w:ascii="Calibri" w:eastAsia="Calibri" w:hAnsi="Calibri" w:cs="Calibri"/>
-                <w:color w:val="374151"/>
+                <w:color w:val="000000" w:themeColor="text1"/>
                 <w:sz w:val="24"/>
                 <w:szCs w:val="24"/>
               </w:rPr>
@@ -677,10 +791,13 @@
             <w:pPr>
               <w:spacing w:after="45"/>
               <w:ind w:left="200" w:hanging="150"/>
-            </w:pPr>
-            <w:r>
-              <w:rPr>
-                <w:color w:val="2563EB"/>
+              <w:rPr>
+                <w:color w:val="000000" w:themeColor="text1"/>
+              </w:rPr>
+            </w:pPr>
+            <w:r>
+              <w:rPr>
+                <w:color w:val="000000" w:themeColor="text1"/>
                 <w:sz w:val="22"/>
                 <w:szCs w:val="22"/>
               </w:rPr>
@@ -689,7 +806,7 @@
             <w:r>
               <w:rPr>
                 <w:rFonts w:ascii="Calibri" w:eastAsia="Calibri" w:hAnsi="Calibri" w:cs="Calibri"/>
-                <w:color w:val="374151"/>
+                <w:color w:val="000000" w:themeColor="text1"/>
                 <w:sz w:val="24"/>
                 <w:szCs w:val="24"/>
               </w:rPr>
@@ -702,14 +819,14 @@
               <w:ind w:left="200" w:hanging="150"/>
               <w:rPr>
                 <w:rFonts w:ascii="Calibri" w:eastAsia="Calibri" w:hAnsi="Calibri" w:cs="Calibri"/>
-                <w:color w:val="374151"/>
-                <w:sz w:val="24"/>
-                <w:szCs w:val="24"/>
-              </w:rPr>
-            </w:pPr>
-            <w:r>
-              <w:rPr>
-                <w:color w:val="2563EB"/>
+                <w:color w:val="000000" w:themeColor="text1"/>
+                <w:sz w:val="24"/>
+                <w:szCs w:val="24"/>
+              </w:rPr>
+            </w:pPr>
+            <w:r>
+              <w:rPr>
+                <w:color w:val="000000" w:themeColor="text1"/>
                 <w:sz w:val="22"/>
                 <w:szCs w:val="22"/>
               </w:rPr>
@@ -718,7 +835,7 @@
             <w:r>
               <w:rPr>
                 <w:rFonts w:ascii="Calibri" w:eastAsia="Calibri" w:hAnsi="Calibri" w:cs="Calibri"/>
-                <w:color w:val="374151"/>
+                <w:color w:val="000000" w:themeColor="text1"/>
                 <w:sz w:val="24"/>
                 <w:szCs w:val="24"/>
               </w:rPr>
@@ -735,7 +852,7 @@
                 <w:rFonts w:ascii="Calibri" w:eastAsia="Calibri" w:hAnsi="Calibri" w:cs="Calibri"/>
                 <w:b/>
                 <w:bCs/>
-                <w:color w:val="1F2937"/>
+                <w:color w:val="000000" w:themeColor="text1"/>
                 <w:spacing w:val="12"/>
                 <w:sz w:val="22"/>
                 <w:szCs w:val="22"/>
@@ -752,7 +869,7 @@
                 <w:rFonts w:ascii="Calibri" w:eastAsia="Calibri" w:hAnsi="Calibri" w:cs="Calibri"/>
                 <w:b/>
                 <w:bCs/>
-                <w:color w:val="1F2937"/>
+                <w:color w:val="000000" w:themeColor="text1"/>
                 <w:spacing w:val="12"/>
                 <w:sz w:val="22"/>
                 <w:szCs w:val="22"/>
@@ -765,75 +882,14 @@
                 <w:bottom w:val="single" w:sz="8" w:space="4" w:color="2563EB"/>
               </w:pBdr>
               <w:spacing w:before="260" w:after="100"/>
-            </w:pPr>
-            <w:r>
-              <w:rPr>
-                <w:rFonts w:ascii="Calibri" w:eastAsia="Calibri" w:hAnsi="Calibri" w:cs="Calibri"/>
-                <w:b/>
-                <w:bCs/>
-                <w:color w:val="1F2937"/>
+              <w:rPr>
+                <w:rFonts w:ascii="Calibri" w:eastAsia="Calibri" w:hAnsi="Calibri" w:cs="Calibri"/>
+                <w:b/>
+                <w:bCs/>
+                <w:color w:val="000000" w:themeColor="text1"/>
                 <w:spacing w:val="12"/>
                 <w:sz w:val="22"/>
                 <w:szCs w:val="22"/>
-              </w:rPr>
-              <w:lastRenderedPageBreak/>
-              <w:t>LANGUAGE</w:t>
-            </w:r>
-          </w:p>
-          <w:p>
-            <w:pPr>
-              <w:spacing w:after="60"/>
-            </w:pPr>
-            <w:r>
-              <w:rPr>
-                <w:rFonts w:ascii="Calibri" w:eastAsia="Calibri" w:hAnsi="Calibri" w:cs="Calibri"/>
-                <w:color w:val="374151"/>
-                <w:sz w:val="24"/>
-                <w:szCs w:val="24"/>
-              </w:rPr>
-              <w:t>Bengali — Native</w:t>
-            </w:r>
-          </w:p>
-          <w:p>
-            <w:pPr>
-              <w:spacing w:after="60"/>
-            </w:pPr>
-            <w:r>
-              <w:rPr>
-                <w:rFonts w:ascii="Calibri" w:eastAsia="Calibri" w:hAnsi="Calibri" w:cs="Calibri"/>
-                <w:color w:val="374151"/>
-                <w:sz w:val="24"/>
-                <w:szCs w:val="24"/>
-              </w:rPr>
-              <w:t>English — Professional</w:t>
-            </w:r>
-          </w:p>
-          <w:p>
-            <w:pPr>
-              <w:spacing w:after="60"/>
-              <w:rPr>
-                <w:rFonts w:ascii="Calibri" w:eastAsia="Calibri" w:hAnsi="Calibri" w:cs="Calibri"/>
-                <w:color w:val="374151"/>
-                <w:sz w:val="24"/>
-                <w:szCs w:val="24"/>
-              </w:rPr>
-            </w:pPr>
-            <w:r>
-              <w:rPr>
-                <w:rFonts w:ascii="Calibri" w:eastAsia="Calibri" w:hAnsi="Calibri" w:cs="Calibri"/>
-                <w:color w:val="374151"/>
-                <w:sz w:val="24"/>
-                <w:szCs w:val="24"/>
-              </w:rPr>
-              <w:t>Hindi — Verbal</w:t>
-            </w:r>
-          </w:p>
-          <w:p>
-            <w:pPr>
-              <w:spacing w:after="60"/>
-              <w:rPr>
-                <w:sz w:val="12"/>
-                <w:szCs w:val="12"/>
               </w:rPr>
             </w:pPr>
           </w:p>
@@ -843,173 +899,76 @@
                 <w:bottom w:val="single" w:sz="8" w:space="4" w:color="2563EB"/>
               </w:pBdr>
               <w:spacing w:before="260" w:after="100"/>
-            </w:pPr>
-            <w:r>
-              <w:rPr>
-                <w:rFonts w:ascii="Calibri" w:eastAsia="Calibri" w:hAnsi="Calibri" w:cs="Calibri"/>
-                <w:b/>
-                <w:bCs/>
-                <w:color w:val="1F2937"/>
+              <w:rPr>
+                <w:color w:val="000000" w:themeColor="text1"/>
+              </w:rPr>
+            </w:pPr>
+            <w:r>
+              <w:rPr>
+                <w:rFonts w:ascii="Calibri" w:eastAsia="Calibri" w:hAnsi="Calibri" w:cs="Calibri"/>
+                <w:b/>
+                <w:bCs/>
+                <w:color w:val="000000" w:themeColor="text1"/>
                 <w:spacing w:val="12"/>
                 <w:sz w:val="22"/>
                 <w:szCs w:val="22"/>
               </w:rPr>
-              <w:t>PERSONAL DETAILS</w:t>
+              <w:lastRenderedPageBreak/>
+              <w:t>LANGUAGE</w:t>
             </w:r>
           </w:p>
           <w:p>
             <w:pPr>
               <w:spacing w:after="60"/>
-            </w:pPr>
-            <w:r>
-              <w:rPr>
-                <w:rFonts w:ascii="Calibri" w:eastAsia="Calibri" w:hAnsi="Calibri" w:cs="Calibri"/>
-                <w:color w:val="374151"/>
-                <w:sz w:val="24"/>
-                <w:szCs w:val="24"/>
-              </w:rPr>
-              <w:t xml:space="preserve">Father's Name: Md. </w:t>
-            </w:r>
-            <w:proofErr w:type="spellStart"/>
-            <w:r>
-              <w:rPr>
-                <w:rFonts w:ascii="Calibri" w:eastAsia="Calibri" w:hAnsi="Calibri" w:cs="Calibri"/>
-                <w:color w:val="374151"/>
-                <w:sz w:val="24"/>
-                <w:szCs w:val="24"/>
-              </w:rPr>
-              <w:t>Fazlul</w:t>
-            </w:r>
-            <w:proofErr w:type="spellEnd"/>
-            <w:r>
-              <w:rPr>
-                <w:rFonts w:ascii="Calibri" w:eastAsia="Calibri" w:hAnsi="Calibri" w:cs="Calibri"/>
-                <w:color w:val="374151"/>
-                <w:sz w:val="24"/>
-                <w:szCs w:val="24"/>
-              </w:rPr>
-              <w:t xml:space="preserve"> Karim</w:t>
+              <w:rPr>
+                <w:color w:val="000000" w:themeColor="text1"/>
+              </w:rPr>
+            </w:pPr>
+            <w:r>
+              <w:rPr>
+                <w:rFonts w:ascii="Calibri" w:eastAsia="Calibri" w:hAnsi="Calibri" w:cs="Calibri"/>
+                <w:color w:val="000000" w:themeColor="text1"/>
+                <w:sz w:val="24"/>
+                <w:szCs w:val="24"/>
+              </w:rPr>
+              <w:t>Bengali — Native</w:t>
             </w:r>
           </w:p>
           <w:p>
             <w:pPr>
               <w:spacing w:after="60"/>
-            </w:pPr>
-            <w:r>
-              <w:rPr>
-                <w:rFonts w:ascii="Calibri" w:eastAsia="Calibri" w:hAnsi="Calibri" w:cs="Calibri"/>
-                <w:color w:val="374151"/>
-                <w:sz w:val="24"/>
-                <w:szCs w:val="24"/>
-              </w:rPr>
-              <w:t xml:space="preserve">Mother's Name: </w:t>
-            </w:r>
-            <w:proofErr w:type="spellStart"/>
-            <w:r>
-              <w:rPr>
-                <w:rFonts w:ascii="Calibri" w:eastAsia="Calibri" w:hAnsi="Calibri" w:cs="Calibri"/>
-                <w:color w:val="374151"/>
-                <w:sz w:val="24"/>
-                <w:szCs w:val="24"/>
-              </w:rPr>
-              <w:t>Mst</w:t>
-            </w:r>
-            <w:proofErr w:type="spellEnd"/>
-            <w:r>
-              <w:rPr>
-                <w:rFonts w:ascii="Calibri" w:eastAsia="Calibri" w:hAnsi="Calibri" w:cs="Calibri"/>
-                <w:color w:val="374151"/>
-                <w:sz w:val="24"/>
-                <w:szCs w:val="24"/>
-              </w:rPr>
-              <w:t xml:space="preserve">. </w:t>
-            </w:r>
-            <w:proofErr w:type="spellStart"/>
-            <w:r>
-              <w:rPr>
-                <w:rFonts w:ascii="Calibri" w:eastAsia="Calibri" w:hAnsi="Calibri" w:cs="Calibri"/>
-                <w:color w:val="374151"/>
-                <w:sz w:val="24"/>
-                <w:szCs w:val="24"/>
-              </w:rPr>
-              <w:t>Hasiyara</w:t>
-            </w:r>
-            <w:proofErr w:type="spellEnd"/>
+              <w:rPr>
+                <w:color w:val="000000" w:themeColor="text1"/>
+              </w:rPr>
+            </w:pPr>
+            <w:r>
+              <w:rPr>
+                <w:rFonts w:ascii="Calibri" w:eastAsia="Calibri" w:hAnsi="Calibri" w:cs="Calibri"/>
+                <w:color w:val="000000" w:themeColor="text1"/>
+                <w:sz w:val="24"/>
+                <w:szCs w:val="24"/>
+              </w:rPr>
+              <w:t>English — Professional</w:t>
+            </w:r>
           </w:p>
           <w:p>
             <w:pPr>
               <w:spacing w:after="60"/>
-            </w:pPr>
-            <w:r>
-              <w:rPr>
-                <w:rFonts w:ascii="Calibri" w:eastAsia="Calibri" w:hAnsi="Calibri" w:cs="Calibri"/>
-                <w:color w:val="374151"/>
-                <w:sz w:val="24"/>
-                <w:szCs w:val="24"/>
-              </w:rPr>
-              <w:t>Date of Birth: 10th Oct 1999</w:t>
-            </w:r>
-          </w:p>
-          <w:p>
-            <w:pPr>
-              <w:spacing w:after="60"/>
-            </w:pPr>
-            <w:r>
-              <w:rPr>
-                <w:rFonts w:ascii="Calibri" w:eastAsia="Calibri" w:hAnsi="Calibri" w:cs="Calibri"/>
-                <w:color w:val="374151"/>
-                <w:sz w:val="24"/>
-                <w:szCs w:val="24"/>
-              </w:rPr>
-              <w:t>Gender: Male</w:t>
-            </w:r>
-          </w:p>
-          <w:p>
-            <w:pPr>
-              <w:spacing w:after="60"/>
-            </w:pPr>
-            <w:r>
-              <w:rPr>
-                <w:rFonts w:ascii="Calibri" w:eastAsia="Calibri" w:hAnsi="Calibri" w:cs="Calibri"/>
-                <w:color w:val="374151"/>
-                <w:sz w:val="24"/>
-                <w:szCs w:val="24"/>
-              </w:rPr>
-              <w:t>Religion: Islam</w:t>
-            </w:r>
-          </w:p>
-          <w:p>
-            <w:pPr>
-              <w:spacing w:after="60"/>
-            </w:pPr>
-            <w:r>
-              <w:rPr>
-                <w:rFonts w:ascii="Calibri" w:eastAsia="Calibri" w:hAnsi="Calibri" w:cs="Calibri"/>
-                <w:color w:val="374151"/>
-                <w:sz w:val="24"/>
-                <w:szCs w:val="24"/>
-              </w:rPr>
-              <w:t>Marital Status: Unmarried</w:t>
-            </w:r>
-          </w:p>
-          <w:p>
-            <w:pPr>
-              <w:spacing w:after="60"/>
-              <w:rPr>
-                <w:rFonts w:ascii="Calibri" w:eastAsia="Calibri" w:hAnsi="Calibri" w:cs="Calibri"/>
-                <w:color w:val="374151"/>
-                <w:sz w:val="24"/>
-                <w:szCs w:val="24"/>
-              </w:rPr>
-            </w:pPr>
-            <w:r>
-              <w:rPr>
-                <w:rFonts w:ascii="Calibri" w:eastAsia="Calibri" w:hAnsi="Calibri" w:cs="Calibri"/>
-                <w:color w:val="374151"/>
-                <w:sz w:val="24"/>
-                <w:szCs w:val="24"/>
-              </w:rPr>
-              <w:t>Nationality: Bangladeshi</w:t>
+              <w:rPr>
+                <w:rFonts w:ascii="Calibri" w:eastAsia="Calibri" w:hAnsi="Calibri" w:cs="Calibri"/>
+                <w:color w:val="000000" w:themeColor="text1"/>
+                <w:sz w:val="24"/>
+                <w:szCs w:val="24"/>
+              </w:rPr>
+            </w:pPr>
+            <w:r>
+              <w:rPr>
+                <w:rFonts w:ascii="Calibri" w:eastAsia="Calibri" w:hAnsi="Calibri" w:cs="Calibri"/>
+                <w:color w:val="000000" w:themeColor="text1"/>
+                <w:sz w:val="24"/>
+                <w:szCs w:val="24"/>
+              </w:rPr>
+              <w:t>Hindi — Verbal</w:t>
             </w:r>
           </w:p>
           <w:p>
@@ -1018,30 +977,183 @@
                 <w:bottom w:val="single" w:sz="8" w:space="4" w:color="2563EB"/>
               </w:pBdr>
               <w:spacing w:before="260" w:after="100"/>
-            </w:pPr>
-            <w:r>
-              <w:rPr>
-                <w:rFonts w:ascii="Calibri" w:eastAsia="Calibri" w:hAnsi="Calibri" w:cs="Calibri"/>
-                <w:b/>
-                <w:bCs/>
-                <w:color w:val="1F2937"/>
+              <w:rPr>
+                <w:color w:val="000000" w:themeColor="text1"/>
+              </w:rPr>
+            </w:pPr>
+            <w:bookmarkStart w:id="0" w:name="_GoBack"/>
+            <w:bookmarkEnd w:id="0"/>
+            <w:r>
+              <w:rPr>
+                <w:rFonts w:ascii="Calibri" w:eastAsia="Calibri" w:hAnsi="Calibri" w:cs="Calibri"/>
+                <w:b/>
+                <w:bCs/>
+                <w:color w:val="000000" w:themeColor="text1"/>
                 <w:spacing w:val="12"/>
                 <w:sz w:val="22"/>
                 <w:szCs w:val="22"/>
               </w:rPr>
+              <w:t>PERSONAL DETAILS</w:t>
+            </w:r>
+          </w:p>
+          <w:p>
+            <w:pPr>
+              <w:spacing w:after="60"/>
+              <w:rPr>
+                <w:color w:val="000000" w:themeColor="text1"/>
+              </w:rPr>
+            </w:pPr>
+            <w:r>
+              <w:rPr>
+                <w:rFonts w:ascii="Calibri" w:eastAsia="Calibri" w:hAnsi="Calibri" w:cs="Calibri"/>
+                <w:color w:val="000000" w:themeColor="text1"/>
+                <w:sz w:val="24"/>
+                <w:szCs w:val="24"/>
+              </w:rPr>
+              <w:t>Father's Name: Md. Fazlul Karim</w:t>
+            </w:r>
+          </w:p>
+          <w:p>
+            <w:pPr>
+              <w:spacing w:after="60"/>
+              <w:rPr>
+                <w:color w:val="000000" w:themeColor="text1"/>
+              </w:rPr>
+            </w:pPr>
+            <w:r>
+              <w:rPr>
+                <w:rFonts w:ascii="Calibri" w:eastAsia="Calibri" w:hAnsi="Calibri" w:cs="Calibri"/>
+                <w:color w:val="000000" w:themeColor="text1"/>
+                <w:sz w:val="24"/>
+                <w:szCs w:val="24"/>
+              </w:rPr>
+              <w:t>Mother's Name: Mst. Hasiyara</w:t>
+            </w:r>
+          </w:p>
+          <w:p>
+            <w:pPr>
+              <w:spacing w:after="60"/>
+              <w:rPr>
+                <w:color w:val="000000" w:themeColor="text1"/>
+              </w:rPr>
+            </w:pPr>
+            <w:r>
+              <w:rPr>
+                <w:rFonts w:ascii="Calibri" w:eastAsia="Calibri" w:hAnsi="Calibri" w:cs="Calibri"/>
+                <w:color w:val="000000" w:themeColor="text1"/>
+                <w:sz w:val="24"/>
+                <w:szCs w:val="24"/>
+              </w:rPr>
+              <w:t>Date of Birth: 10th Oct 1999</w:t>
+            </w:r>
+          </w:p>
+          <w:p>
+            <w:pPr>
+              <w:spacing w:after="60"/>
+              <w:rPr>
+                <w:color w:val="000000" w:themeColor="text1"/>
+              </w:rPr>
+            </w:pPr>
+            <w:r>
+              <w:rPr>
+                <w:rFonts w:ascii="Calibri" w:eastAsia="Calibri" w:hAnsi="Calibri" w:cs="Calibri"/>
+                <w:color w:val="000000" w:themeColor="text1"/>
+                <w:sz w:val="24"/>
+                <w:szCs w:val="24"/>
+              </w:rPr>
+              <w:t>Gender: Male</w:t>
+            </w:r>
+          </w:p>
+          <w:p>
+            <w:pPr>
+              <w:spacing w:after="60"/>
+              <w:rPr>
+                <w:color w:val="000000" w:themeColor="text1"/>
+              </w:rPr>
+            </w:pPr>
+            <w:r>
+              <w:rPr>
+                <w:rFonts w:ascii="Calibri" w:eastAsia="Calibri" w:hAnsi="Calibri" w:cs="Calibri"/>
+                <w:color w:val="000000" w:themeColor="text1"/>
+                <w:sz w:val="24"/>
+                <w:szCs w:val="24"/>
+              </w:rPr>
+              <w:t>Religion: Islam</w:t>
+            </w:r>
+          </w:p>
+          <w:p>
+            <w:pPr>
+              <w:spacing w:after="60"/>
+              <w:rPr>
+                <w:color w:val="000000" w:themeColor="text1"/>
+              </w:rPr>
+            </w:pPr>
+            <w:r>
+              <w:rPr>
+                <w:rFonts w:ascii="Calibri" w:eastAsia="Calibri" w:hAnsi="Calibri" w:cs="Calibri"/>
+                <w:color w:val="000000" w:themeColor="text1"/>
+                <w:sz w:val="24"/>
+                <w:szCs w:val="24"/>
+              </w:rPr>
+              <w:t>Marital Status: Unmarried</w:t>
+            </w:r>
+          </w:p>
+          <w:p>
+            <w:pPr>
+              <w:spacing w:after="60"/>
+              <w:rPr>
+                <w:rFonts w:ascii="Calibri" w:eastAsia="Calibri" w:hAnsi="Calibri" w:cs="Calibri"/>
+                <w:color w:val="000000" w:themeColor="text1"/>
+                <w:sz w:val="24"/>
+                <w:szCs w:val="24"/>
+              </w:rPr>
+            </w:pPr>
+            <w:r>
+              <w:rPr>
+                <w:rFonts w:ascii="Calibri" w:eastAsia="Calibri" w:hAnsi="Calibri" w:cs="Calibri"/>
+                <w:color w:val="000000" w:themeColor="text1"/>
+                <w:sz w:val="24"/>
+                <w:szCs w:val="24"/>
+              </w:rPr>
+              <w:t>Nationality: Bangladeshi</w:t>
+            </w:r>
+          </w:p>
+          <w:p>
+            <w:pPr>
+              <w:pBdr>
+                <w:bottom w:val="single" w:sz="8" w:space="4" w:color="2563EB"/>
+              </w:pBdr>
+              <w:spacing w:before="260" w:after="100"/>
+              <w:rPr>
+                <w:color w:val="000000" w:themeColor="text1"/>
+              </w:rPr>
+            </w:pPr>
+            <w:r>
+              <w:rPr>
+                <w:rFonts w:ascii="Calibri" w:eastAsia="Calibri" w:hAnsi="Calibri" w:cs="Calibri"/>
+                <w:b/>
+                <w:bCs/>
+                <w:color w:val="000000" w:themeColor="text1"/>
+                <w:spacing w:val="12"/>
+                <w:sz w:val="22"/>
+                <w:szCs w:val="22"/>
+              </w:rPr>
               <w:t>EDUCATION QUALIFICATIONS</w:t>
             </w:r>
           </w:p>
           <w:p>
             <w:pPr>
               <w:spacing w:after="10"/>
-            </w:pPr>
-            <w:r>
-              <w:rPr>
-                <w:rFonts w:ascii="Calibri" w:eastAsia="Calibri" w:hAnsi="Calibri" w:cs="Calibri"/>
-                <w:b/>
-                <w:bCs/>
-                <w:color w:val="374151"/>
+              <w:rPr>
+                <w:color w:val="000000" w:themeColor="text1"/>
+              </w:rPr>
+            </w:pPr>
+            <w:r>
+              <w:rPr>
+                <w:rFonts w:ascii="Calibri" w:eastAsia="Calibri" w:hAnsi="Calibri" w:cs="Calibri"/>
+                <w:b/>
+                <w:bCs/>
+                <w:color w:val="000000" w:themeColor="text1"/>
                 <w:sz w:val="24"/>
                 <w:szCs w:val="24"/>
               </w:rPr>
@@ -1051,27 +1163,42 @@
           <w:p>
             <w:pPr>
               <w:spacing w:after="60"/>
-            </w:pPr>
-            <w:r>
-              <w:rPr>
-                <w:rFonts w:ascii="Calibri" w:eastAsia="Calibri" w:hAnsi="Calibri" w:cs="Calibri"/>
-                <w:color w:val="374151"/>
-                <w:sz w:val="24"/>
-                <w:szCs w:val="24"/>
-              </w:rPr>
-              <w:t>Dhaka University | CGPA: 3.17 | 2022–2023</w:t>
+              <w:rPr>
+                <w:color w:val="000000" w:themeColor="text1"/>
+              </w:rPr>
+            </w:pPr>
+            <w:r>
+              <w:rPr>
+                <w:rFonts w:ascii="Calibri" w:eastAsia="Calibri" w:hAnsi="Calibri" w:cs="Calibri"/>
+                <w:color w:val="000000" w:themeColor="text1"/>
+                <w:sz w:val="24"/>
+                <w:szCs w:val="24"/>
+              </w:rPr>
+              <w:t xml:space="preserve">Gov. Bangla collage (DU) </w:t>
+            </w:r>
+            <w:r>
+              <w:rPr>
+                <w:rFonts w:ascii="Calibri" w:eastAsia="Calibri" w:hAnsi="Calibri" w:cs="Calibri"/>
+                <w:color w:val="000000" w:themeColor="text1"/>
+                <w:sz w:val="24"/>
+                <w:szCs w:val="24"/>
+              </w:rPr>
+              <w:t>| CGPA: 3.17 | 2022–2023</w:t>
             </w:r>
           </w:p>
           <w:p>
             <w:pPr>
               <w:spacing w:after="10"/>
-            </w:pPr>
-            <w:r>
-              <w:rPr>
-                <w:rFonts w:ascii="Calibri" w:eastAsia="Calibri" w:hAnsi="Calibri" w:cs="Calibri"/>
-                <w:b/>
-                <w:bCs/>
-                <w:color w:val="374151"/>
+              <w:rPr>
+                <w:color w:val="000000" w:themeColor="text1"/>
+              </w:rPr>
+            </w:pPr>
+            <w:r>
+              <w:rPr>
+                <w:rFonts w:ascii="Calibri" w:eastAsia="Calibri" w:hAnsi="Calibri" w:cs="Calibri"/>
+                <w:b/>
+                <w:bCs/>
+                <w:color w:val="000000" w:themeColor="text1"/>
                 <w:sz w:val="24"/>
                 <w:szCs w:val="24"/>
               </w:rPr>
@@ -1081,27 +1208,42 @@
           <w:p>
             <w:pPr>
               <w:spacing w:after="60"/>
-            </w:pPr>
-            <w:r>
-              <w:rPr>
-                <w:rFonts w:ascii="Calibri" w:eastAsia="Calibri" w:hAnsi="Calibri" w:cs="Calibri"/>
-                <w:color w:val="374151"/>
-                <w:sz w:val="24"/>
-                <w:szCs w:val="24"/>
-              </w:rPr>
-              <w:t>Dhaka University | CGPA: 3.04 | 2018–2019</w:t>
+              <w:rPr>
+                <w:color w:val="000000" w:themeColor="text1"/>
+              </w:rPr>
+            </w:pPr>
+            <w:r>
+              <w:rPr>
+                <w:rFonts w:ascii="Calibri" w:eastAsia="Calibri" w:hAnsi="Calibri" w:cs="Calibri"/>
+                <w:color w:val="000000" w:themeColor="text1"/>
+                <w:sz w:val="24"/>
+                <w:szCs w:val="24"/>
+              </w:rPr>
+              <w:t>Gov. Bangla collage (DU)</w:t>
+            </w:r>
+            <w:r>
+              <w:rPr>
+                <w:rFonts w:ascii="Calibri" w:eastAsia="Calibri" w:hAnsi="Calibri" w:cs="Calibri"/>
+                <w:color w:val="000000" w:themeColor="text1"/>
+                <w:sz w:val="24"/>
+                <w:szCs w:val="24"/>
+              </w:rPr>
+              <w:t xml:space="preserve"> | CGPA: 3.04 | 2018–2019</w:t>
             </w:r>
           </w:p>
           <w:p>
             <w:pPr>
               <w:spacing w:after="10"/>
-            </w:pPr>
-            <w:r>
-              <w:rPr>
-                <w:rFonts w:ascii="Calibri" w:eastAsia="Calibri" w:hAnsi="Calibri" w:cs="Calibri"/>
-                <w:b/>
-                <w:bCs/>
-                <w:color w:val="374151"/>
+              <w:rPr>
+                <w:color w:val="000000" w:themeColor="text1"/>
+              </w:rPr>
+            </w:pPr>
+            <w:r>
+              <w:rPr>
+                <w:rFonts w:ascii="Calibri" w:eastAsia="Calibri" w:hAnsi="Calibri" w:cs="Calibri"/>
+                <w:b/>
+                <w:bCs/>
+                <w:color w:val="000000" w:themeColor="text1"/>
                 <w:sz w:val="24"/>
                 <w:szCs w:val="24"/>
               </w:rPr>
@@ -1111,22 +1253,23 @@
           <w:p>
             <w:pPr>
               <w:spacing w:after="60"/>
-            </w:pPr>
-            <w:proofErr w:type="spellStart"/>
-            <w:r>
-              <w:rPr>
-                <w:rFonts w:ascii="Calibri" w:eastAsia="Calibri" w:hAnsi="Calibri" w:cs="Calibri"/>
-                <w:color w:val="374151"/>
-                <w:sz w:val="24"/>
-                <w:szCs w:val="24"/>
-              </w:rPr>
-              <w:t>Ullapara</w:t>
-            </w:r>
-            <w:proofErr w:type="spellEnd"/>
-            <w:r>
-              <w:rPr>
-                <w:rFonts w:ascii="Calibri" w:eastAsia="Calibri" w:hAnsi="Calibri" w:cs="Calibri"/>
-                <w:color w:val="374151"/>
+              <w:rPr>
+                <w:color w:val="000000" w:themeColor="text1"/>
+              </w:rPr>
+            </w:pPr>
+            <w:r>
+              <w:rPr>
+                <w:rFonts w:ascii="Calibri" w:eastAsia="Calibri" w:hAnsi="Calibri" w:cs="Calibri"/>
+                <w:color w:val="000000" w:themeColor="text1"/>
+                <w:sz w:val="24"/>
+                <w:szCs w:val="24"/>
+              </w:rPr>
+              <w:t>Ulla Para</w:t>
+            </w:r>
+            <w:r>
+              <w:rPr>
+                <w:rFonts w:ascii="Calibri" w:eastAsia="Calibri" w:hAnsi="Calibri" w:cs="Calibri"/>
+                <w:color w:val="000000" w:themeColor="text1"/>
                 <w:sz w:val="24"/>
                 <w:szCs w:val="24"/>
               </w:rPr>
@@ -1136,13 +1279,16 @@
           <w:p>
             <w:pPr>
               <w:spacing w:after="10"/>
-            </w:pPr>
-            <w:r>
-              <w:rPr>
-                <w:rFonts w:ascii="Calibri" w:eastAsia="Calibri" w:hAnsi="Calibri" w:cs="Calibri"/>
-                <w:b/>
-                <w:bCs/>
-                <w:color w:val="374151"/>
+              <w:rPr>
+                <w:color w:val="000000" w:themeColor="text1"/>
+              </w:rPr>
+            </w:pPr>
+            <w:r>
+              <w:rPr>
+                <w:rFonts w:ascii="Calibri" w:eastAsia="Calibri" w:hAnsi="Calibri" w:cs="Calibri"/>
+                <w:b/>
+                <w:bCs/>
+                <w:color w:val="000000" w:themeColor="text1"/>
                 <w:sz w:val="24"/>
                 <w:szCs w:val="24"/>
               </w:rPr>
@@ -1152,26 +1298,18 @@
           <w:p>
             <w:pPr>
               <w:spacing w:after="60"/>
-            </w:pPr>
-            <w:proofErr w:type="spellStart"/>
-            <w:r>
-              <w:rPr>
-                <w:rFonts w:ascii="Calibri" w:eastAsia="Calibri" w:hAnsi="Calibri" w:cs="Calibri"/>
-                <w:color w:val="374151"/>
-                <w:sz w:val="24"/>
-                <w:szCs w:val="24"/>
-              </w:rPr>
-              <w:t>Khondokar</w:t>
-            </w:r>
-            <w:proofErr w:type="spellEnd"/>
-            <w:r>
-              <w:rPr>
-                <w:rFonts w:ascii="Calibri" w:eastAsia="Calibri" w:hAnsi="Calibri" w:cs="Calibri"/>
-                <w:color w:val="374151"/>
-                <w:sz w:val="24"/>
-                <w:szCs w:val="24"/>
-              </w:rPr>
-              <w:t xml:space="preserve"> Abdul Majid High School | GPA: 4.67 | 2016</w:t>
+              <w:rPr>
+                <w:color w:val="000000" w:themeColor="text1"/>
+              </w:rPr>
+            </w:pPr>
+            <w:r>
+              <w:rPr>
+                <w:rFonts w:ascii="Calibri" w:eastAsia="Calibri" w:hAnsi="Calibri" w:cs="Calibri"/>
+                <w:color w:val="000000" w:themeColor="text1"/>
+                <w:sz w:val="24"/>
+                <w:szCs w:val="24"/>
+              </w:rPr>
+              <w:t>Khondokar Abdul Majid High School | GPA: 4.67 | 2016</w:t>
             </w:r>
           </w:p>
         </w:tc>
@@ -1192,12 +1330,17 @@
             </w:tcMar>
           </w:tcPr>
           <w:p>
-            <w:r>
-              <w:rPr>
-                <w:rFonts w:ascii="Calibri" w:eastAsia="Calibri" w:hAnsi="Calibri" w:cs="Calibri"/>
-                <w:b/>
-                <w:bCs/>
-                <w:color w:val="1F2937"/>
+            <w:pPr>
+              <w:rPr>
+                <w:color w:val="000000" w:themeColor="text1"/>
+              </w:rPr>
+            </w:pPr>
+            <w:r>
+              <w:rPr>
+                <w:rFonts w:ascii="Calibri" w:eastAsia="Calibri" w:hAnsi="Calibri" w:cs="Calibri"/>
+                <w:b/>
+                <w:bCs/>
+                <w:color w:val="000000" w:themeColor="text1"/>
                 <w:sz w:val="44"/>
                 <w:szCs w:val="44"/>
               </w:rPr>
@@ -1208,13 +1351,16 @@
           <w:p>
             <w:pPr>
               <w:spacing w:after="260"/>
-            </w:pPr>
-            <w:r>
-              <w:rPr>
-                <w:rFonts w:ascii="Calibri" w:eastAsia="Calibri" w:hAnsi="Calibri" w:cs="Calibri"/>
-                <w:b/>
-                <w:bCs/>
-                <w:color w:val="2563EB"/>
+              <w:rPr>
+                <w:color w:val="000000" w:themeColor="text1"/>
+              </w:rPr>
+            </w:pPr>
+            <w:r>
+              <w:rPr>
+                <w:rFonts w:ascii="Calibri" w:eastAsia="Calibri" w:hAnsi="Calibri" w:cs="Calibri"/>
+                <w:b/>
+                <w:bCs/>
+                <w:color w:val="000000" w:themeColor="text1"/>
                 <w:spacing w:val="20"/>
                 <w:sz w:val="24"/>
                 <w:szCs w:val="24"/>
@@ -1228,13 +1374,16 @@
                 <w:bottom w:val="single" w:sz="10" w:space="3" w:color="2563EB"/>
               </w:pBdr>
               <w:spacing w:before="260" w:after="120"/>
-            </w:pPr>
-            <w:r>
-              <w:rPr>
-                <w:rFonts w:ascii="Calibri" w:eastAsia="Calibri" w:hAnsi="Calibri" w:cs="Calibri"/>
-                <w:b/>
-                <w:bCs/>
-                <w:color w:val="1F2937"/>
+              <w:rPr>
+                <w:color w:val="000000" w:themeColor="text1"/>
+              </w:rPr>
+            </w:pPr>
+            <w:r>
+              <w:rPr>
+                <w:rFonts w:ascii="Calibri" w:eastAsia="Calibri" w:hAnsi="Calibri" w:cs="Calibri"/>
+                <w:b/>
+                <w:bCs/>
+                <w:color w:val="000000" w:themeColor="text1"/>
                 <w:spacing w:val="10"/>
                 <w:sz w:val="28"/>
                 <w:szCs w:val="28"/>
@@ -1248,8 +1397,10 @@
                 <w:bottom w:val="single" w:sz="10" w:space="3" w:color="2563EB"/>
               </w:pBdr>
               <w:spacing w:before="260" w:after="120"/>
+              <w:jc w:val="both"/>
               <w:rPr>
                 <w:rFonts w:asciiTheme="majorHAnsi" w:hAnsiTheme="majorHAnsi" w:cstheme="majorHAnsi"/>
+                <w:color w:val="000000" w:themeColor="text1"/>
                 <w:sz w:val="24"/>
                 <w:szCs w:val="24"/>
               </w:rPr>
@@ -1257,31 +1408,84 @@
             <w:r>
               <w:rPr>
                 <w:rFonts w:asciiTheme="majorHAnsi" w:hAnsiTheme="majorHAnsi" w:cstheme="majorHAnsi"/>
+                <w:color w:val="000000" w:themeColor="text1"/>
                 <w:sz w:val="24"/>
                 <w:szCs w:val="24"/>
               </w:rPr>
               <w:t xml:space="preserve">Self-motivated Full Stack Java Developer who enjoys solving real problems through code, skilled in Java, Spring Boot, Angular, </w:t>
             </w:r>
-            <w:proofErr w:type="spellStart"/>
             <w:r>
               <w:rPr>
                 <w:rFonts w:asciiTheme="majorHAnsi" w:hAnsiTheme="majorHAnsi" w:cstheme="majorHAnsi"/>
-                <w:sz w:val="24"/>
-                <w:szCs w:val="24"/>
-              </w:rPr>
-              <w:t>TypeScript</w:t>
-            </w:r>
-            <w:proofErr w:type="spellEnd"/>
+                <w:color w:val="000000" w:themeColor="text1"/>
+                <w:sz w:val="24"/>
+                <w:szCs w:val="24"/>
+              </w:rPr>
+              <w:t>Typescript</w:t>
+            </w:r>
             <w:r>
               <w:rPr>
                 <w:rFonts w:asciiTheme="majorHAnsi" w:hAnsiTheme="majorHAnsi" w:cstheme="majorHAnsi"/>
-                <w:sz w:val="24"/>
-                <w:szCs w:val="24"/>
-              </w:rPr>
-              <w:t>, and Flutter. Built and maintained a complete Supply Chain Management System — from database design to user interface — covering procurement, inventory, quality control, sales, and delivery operations, delivered across web, native Android, and cross-platform apps. Also developed a desktop POS application using Java Swing and MySQL. Holds an MBA in Management from Dhaka University, combining technical and business perspective. Comfortable working independently, quick to learn new tools, and looking for a role where I can contribute from day one and grow into more responsibility over time.</w:t>
-            </w:r>
-            <w:bookmarkStart w:id="0" w:name="_GoBack"/>
-            <w:bookmarkEnd w:id="0"/>
+                <w:color w:val="000000" w:themeColor="text1"/>
+                <w:sz w:val="24"/>
+                <w:szCs w:val="24"/>
+              </w:rPr>
+              <w:t xml:space="preserve">, and Flutter. Built and maintained a complete </w:t>
+            </w:r>
+            <w:r>
+              <w:rPr>
+                <w:rFonts w:asciiTheme="majorHAnsi" w:hAnsiTheme="majorHAnsi" w:cstheme="majorHAnsi"/>
+                <w:color w:val="000000" w:themeColor="text1"/>
+                <w:sz w:val="24"/>
+                <w:szCs w:val="24"/>
+              </w:rPr>
+              <w:t>Supply Chain Management System</w:t>
+            </w:r>
+            <w:r>
+              <w:rPr>
+                <w:rFonts w:asciiTheme="majorHAnsi" w:hAnsiTheme="majorHAnsi" w:cstheme="majorHAnsi"/>
+                <w:color w:val="000000" w:themeColor="text1"/>
+                <w:sz w:val="24"/>
+                <w:szCs w:val="24"/>
+              </w:rPr>
+              <w:t xml:space="preserve"> from da</w:t>
+            </w:r>
+            <w:r>
+              <w:rPr>
+                <w:rFonts w:asciiTheme="majorHAnsi" w:hAnsiTheme="majorHAnsi" w:cstheme="majorHAnsi"/>
+                <w:color w:val="000000" w:themeColor="text1"/>
+                <w:sz w:val="24"/>
+                <w:szCs w:val="24"/>
+              </w:rPr>
+              <w:t>tabase design to user interface</w:t>
+            </w:r>
+            <w:r>
+              <w:rPr>
+                <w:rFonts w:asciiTheme="majorHAnsi" w:hAnsiTheme="majorHAnsi" w:cstheme="majorHAnsi"/>
+                <w:color w:val="000000" w:themeColor="text1"/>
+                <w:sz w:val="24"/>
+                <w:szCs w:val="24"/>
+              </w:rPr>
+              <w:t xml:space="preserve"> covering procurement, inventory, quality control, sales, and delivery operations, delivered across web, native Android, and cross-platform apps. Also developed a desktop POS application using Java Swing and MySQL. Holds an MBA in Management from Dhaka University, combining tech</w:t>
+            </w:r>
+            <w:r>
+              <w:rPr>
+                <w:rFonts w:asciiTheme="majorHAnsi" w:hAnsiTheme="majorHAnsi" w:cstheme="majorHAnsi"/>
+                <w:color w:val="000000" w:themeColor="text1"/>
+                <w:sz w:val="24"/>
+                <w:szCs w:val="24"/>
+              </w:rPr>
+              <w:t xml:space="preserve">nical and business perspective. </w:t>
+            </w:r>
+            <w:r>
+              <w:rPr>
+                <w:rFonts w:asciiTheme="majorHAnsi" w:hAnsiTheme="majorHAnsi" w:cstheme="majorHAnsi"/>
+                <w:color w:val="000000" w:themeColor="text1"/>
+                <w:sz w:val="24"/>
+                <w:szCs w:val="24"/>
+              </w:rPr>
+              <w:t>Comfortable working independently, quick to learn new tools, and looking for a role where I can contribute from day one and grow into more responsibility over time.</w:t>
+            </w:r>
           </w:p>
           <w:p>
             <w:pPr>
@@ -1289,13 +1493,16 @@
                 <w:bottom w:val="single" w:sz="10" w:space="3" w:color="2563EB"/>
               </w:pBdr>
               <w:spacing w:before="260" w:after="120"/>
-            </w:pPr>
-            <w:r>
-              <w:rPr>
-                <w:rFonts w:ascii="Calibri" w:eastAsia="Calibri" w:hAnsi="Calibri" w:cs="Calibri"/>
-                <w:b/>
-                <w:bCs/>
-                <w:color w:val="1F2937"/>
+              <w:rPr>
+                <w:color w:val="000000" w:themeColor="text1"/>
+              </w:rPr>
+            </w:pPr>
+            <w:r>
+              <w:rPr>
+                <w:rFonts w:ascii="Calibri" w:eastAsia="Calibri" w:hAnsi="Calibri" w:cs="Calibri"/>
+                <w:b/>
+                <w:bCs/>
+                <w:color w:val="000000" w:themeColor="text1"/>
                 <w:spacing w:val="10"/>
                 <w:sz w:val="28"/>
                 <w:szCs w:val="28"/>
@@ -1306,13 +1513,16 @@
           <w:p>
             <w:pPr>
               <w:spacing w:before="160" w:after="20"/>
-            </w:pPr>
-            <w:r>
-              <w:rPr>
-                <w:rFonts w:ascii="Calibri" w:eastAsia="Calibri" w:hAnsi="Calibri" w:cs="Calibri"/>
-                <w:b/>
-                <w:bCs/>
-                <w:color w:val="1F2937"/>
+              <w:rPr>
+                <w:color w:val="000000" w:themeColor="text1"/>
+              </w:rPr>
+            </w:pPr>
+            <w:r>
+              <w:rPr>
+                <w:rFonts w:ascii="Calibri" w:eastAsia="Calibri" w:hAnsi="Calibri" w:cs="Calibri"/>
+                <w:b/>
+                <w:bCs/>
+                <w:color w:val="000000" w:themeColor="text1"/>
                 <w:sz w:val="26"/>
                 <w:szCs w:val="26"/>
               </w:rPr>
@@ -1326,7 +1536,7 @@
                 <w:rFonts w:ascii="Calibri" w:eastAsia="Calibri" w:hAnsi="Calibri" w:cs="Calibri"/>
                 <w:i/>
                 <w:iCs/>
-                <w:color w:val="6B7280"/>
+                <w:color w:val="000000" w:themeColor="text1"/>
                 <w:sz w:val="24"/>
                 <w:szCs w:val="24"/>
               </w:rPr>
@@ -1338,7 +1548,7 @@
                 <w:bCs/>
                 <w:i/>
                 <w:iCs/>
-                <w:color w:val="2563EB"/>
+                <w:color w:val="000000" w:themeColor="text1"/>
                 <w:sz w:val="24"/>
                 <w:szCs w:val="24"/>
               </w:rPr>
@@ -1349,31 +1559,29 @@
                 <w:rFonts w:ascii="Calibri" w:eastAsia="Calibri" w:hAnsi="Calibri" w:cs="Calibri"/>
                 <w:i/>
                 <w:iCs/>
-                <w:color w:val="6B7280"/>
+                <w:color w:val="000000" w:themeColor="text1"/>
                 <w:sz w:val="24"/>
                 <w:szCs w:val="24"/>
               </w:rPr>
               <w:t xml:space="preserve">Java, Spring Boot, Angular, </w:t>
             </w:r>
-            <w:proofErr w:type="spellStart"/>
             <w:r>
               <w:rPr>
                 <w:rFonts w:ascii="Calibri" w:eastAsia="Calibri" w:hAnsi="Calibri" w:cs="Calibri"/>
                 <w:i/>
                 <w:iCs/>
-                <w:color w:val="6B7280"/>
-                <w:sz w:val="24"/>
-                <w:szCs w:val="24"/>
-              </w:rPr>
-              <w:t>TypeScript</w:t>
-            </w:r>
-            <w:proofErr w:type="spellEnd"/>
+                <w:color w:val="000000" w:themeColor="text1"/>
+                <w:sz w:val="24"/>
+                <w:szCs w:val="24"/>
+              </w:rPr>
+              <w:t>Typescript</w:t>
+            </w:r>
             <w:r>
               <w:rPr>
                 <w:rFonts w:ascii="Calibri" w:eastAsia="Calibri" w:hAnsi="Calibri" w:cs="Calibri"/>
                 <w:i/>
                 <w:iCs/>
-                <w:color w:val="6B7280"/>
+                <w:color w:val="000000" w:themeColor="text1"/>
                 <w:sz w:val="24"/>
                 <w:szCs w:val="24"/>
               </w:rPr>
@@ -1384,6 +1592,7 @@
             <w:pPr>
               <w:spacing w:after="60"/>
               <w:rPr>
+                <w:color w:val="000000" w:themeColor="text1"/>
                 <w:sz w:val="12"/>
                 <w:szCs w:val="12"/>
               </w:rPr>
@@ -1393,12 +1602,15 @@
             <w:pPr>
               <w:spacing w:after="55"/>
               <w:ind w:left="260" w:hanging="180"/>
-            </w:pPr>
-            <w:r>
-              <w:rPr>
-                <w:b/>
-                <w:bCs/>
-                <w:color w:val="2563EB"/>
+              <w:rPr>
+                <w:color w:val="000000" w:themeColor="text1"/>
+              </w:rPr>
+            </w:pPr>
+            <w:r>
+              <w:rPr>
+                <w:b/>
+                <w:bCs/>
+                <w:color w:val="000000" w:themeColor="text1"/>
                 <w:sz w:val="22"/>
                 <w:szCs w:val="22"/>
               </w:rPr>
@@ -1407,7 +1619,7 @@
             <w:r>
               <w:rPr>
                 <w:rFonts w:ascii="Calibri" w:eastAsia="Calibri" w:hAnsi="Calibri" w:cs="Calibri"/>
-                <w:color w:val="1F2937"/>
+                <w:color w:val="000000" w:themeColor="text1"/>
                 <w:sz w:val="24"/>
                 <w:szCs w:val="24"/>
               </w:rPr>
@@ -1418,12 +1630,15 @@
             <w:pPr>
               <w:spacing w:after="55"/>
               <w:ind w:left="260" w:hanging="180"/>
-            </w:pPr>
-            <w:r>
-              <w:rPr>
-                <w:b/>
-                <w:bCs/>
-                <w:color w:val="2563EB"/>
+              <w:rPr>
+                <w:color w:val="000000" w:themeColor="text1"/>
+              </w:rPr>
+            </w:pPr>
+            <w:r>
+              <w:rPr>
+                <w:b/>
+                <w:bCs/>
+                <w:color w:val="000000" w:themeColor="text1"/>
                 <w:sz w:val="22"/>
                 <w:szCs w:val="22"/>
               </w:rPr>
@@ -1432,347 +1647,424 @@
             <w:r>
               <w:rPr>
                 <w:rFonts w:ascii="Calibri" w:eastAsia="Calibri" w:hAnsi="Calibri" w:cs="Calibri"/>
-                <w:color w:val="1F2937"/>
-                <w:sz w:val="24"/>
-                <w:szCs w:val="24"/>
-              </w:rPr>
-              <w:t xml:space="preserve">Developed 15+ core modules, including </w:t>
-            </w:r>
-            <w:proofErr w:type="spellStart"/>
-            <w:r>
-              <w:rPr>
-                <w:rFonts w:ascii="Calibri" w:eastAsia="Calibri" w:hAnsi="Calibri" w:cs="Calibri"/>
-                <w:color w:val="1F2937"/>
-                <w:sz w:val="24"/>
-                <w:szCs w:val="24"/>
-              </w:rPr>
-              <w:t>PurchaseRequisition</w:t>
-            </w:r>
-            <w:proofErr w:type="spellEnd"/>
-            <w:r>
-              <w:rPr>
-                <w:rFonts w:ascii="Calibri" w:eastAsia="Calibri" w:hAnsi="Calibri" w:cs="Calibri"/>
-                <w:color w:val="1F2937"/>
-                <w:sz w:val="24"/>
-                <w:szCs w:val="24"/>
-              </w:rPr>
-              <w:t xml:space="preserve">, Quotation, </w:t>
-            </w:r>
-            <w:proofErr w:type="spellStart"/>
-            <w:r>
-              <w:rPr>
-                <w:rFonts w:ascii="Calibri" w:eastAsia="Calibri" w:hAnsi="Calibri" w:cs="Calibri"/>
-                <w:color w:val="1F2937"/>
-                <w:sz w:val="24"/>
-                <w:szCs w:val="24"/>
-              </w:rPr>
-              <w:t>PurchaseOrder</w:t>
-            </w:r>
-            <w:proofErr w:type="spellEnd"/>
-            <w:r>
-              <w:rPr>
-                <w:rFonts w:ascii="Calibri" w:eastAsia="Calibri" w:hAnsi="Calibri" w:cs="Calibri"/>
-                <w:color w:val="1F2937"/>
-                <w:sz w:val="24"/>
-                <w:szCs w:val="24"/>
-              </w:rPr>
-              <w:t xml:space="preserve"> (PO),</w:t>
-            </w:r>
-            <w:r>
-              <w:rPr>
-                <w:rFonts w:ascii="Calibri" w:eastAsia="Calibri" w:hAnsi="Calibri" w:cs="Calibri"/>
-                <w:color w:val="1F2937"/>
+                <w:color w:val="000000" w:themeColor="text1"/>
+                <w:sz w:val="24"/>
+                <w:szCs w:val="24"/>
+              </w:rPr>
+              <w:t>Developed 15+ core modules, including Purchase</w:t>
+            </w:r>
+            <w:r>
+              <w:rPr>
+                <w:rFonts w:ascii="Calibri" w:eastAsia="Calibri" w:hAnsi="Calibri" w:cs="Calibri"/>
+                <w:color w:val="000000" w:themeColor="text1"/>
                 <w:sz w:val="24"/>
                 <w:szCs w:val="24"/>
               </w:rPr>
               <w:t xml:space="preserve"> </w:t>
             </w:r>
-            <w:proofErr w:type="spellStart"/>
-            <w:r>
-              <w:rPr>
-                <w:rFonts w:ascii="Calibri" w:eastAsia="Calibri" w:hAnsi="Calibri" w:cs="Calibri"/>
-                <w:color w:val="1F2937"/>
-                <w:sz w:val="24"/>
-                <w:szCs w:val="24"/>
-              </w:rPr>
-              <w:t>POLineItem</w:t>
-            </w:r>
-            <w:proofErr w:type="spellEnd"/>
-            <w:r>
-              <w:rPr>
-                <w:rFonts w:ascii="Calibri" w:eastAsia="Calibri" w:hAnsi="Calibri" w:cs="Calibri"/>
-                <w:color w:val="1F2937"/>
-                <w:sz w:val="24"/>
-                <w:szCs w:val="24"/>
-              </w:rPr>
-              <w:t xml:space="preserve">, </w:t>
-            </w:r>
-            <w:proofErr w:type="spellStart"/>
-            <w:r>
-              <w:rPr>
-                <w:rFonts w:ascii="Calibri" w:eastAsia="Calibri" w:hAnsi="Calibri" w:cs="Calibri"/>
-                <w:color w:val="1F2937"/>
-                <w:sz w:val="24"/>
-                <w:szCs w:val="24"/>
-              </w:rPr>
-              <w:t>LetterOfCredit</w:t>
-            </w:r>
-            <w:proofErr w:type="spellEnd"/>
-            <w:r>
-              <w:rPr>
-                <w:rFonts w:ascii="Calibri" w:eastAsia="Calibri" w:hAnsi="Calibri" w:cs="Calibri"/>
-                <w:color w:val="1F2937"/>
-                <w:sz w:val="24"/>
-                <w:szCs w:val="24"/>
-              </w:rPr>
-              <w:t xml:space="preserve"> (LC), </w:t>
-            </w:r>
-            <w:proofErr w:type="spellStart"/>
-            <w:r>
-              <w:rPr>
-                <w:rFonts w:ascii="Calibri" w:eastAsia="Calibri" w:hAnsi="Calibri" w:cs="Calibri"/>
-                <w:color w:val="1F2937"/>
-                <w:sz w:val="24"/>
-                <w:szCs w:val="24"/>
-              </w:rPr>
-              <w:t>LCBank</w:t>
-            </w:r>
-            <w:proofErr w:type="spellEnd"/>
-            <w:r>
-              <w:rPr>
-                <w:rFonts w:ascii="Calibri" w:eastAsia="Calibri" w:hAnsi="Calibri" w:cs="Calibri"/>
-                <w:color w:val="1F2937"/>
-                <w:sz w:val="24"/>
-                <w:szCs w:val="24"/>
-              </w:rPr>
-              <w:t xml:space="preserve">, Shipment, </w:t>
-            </w:r>
-            <w:proofErr w:type="spellStart"/>
-            <w:r>
-              <w:rPr>
-                <w:rFonts w:ascii="Calibri" w:eastAsia="Calibri" w:hAnsi="Calibri" w:cs="Calibri"/>
-                <w:color w:val="1F2937"/>
-                <w:sz w:val="24"/>
-                <w:szCs w:val="24"/>
-              </w:rPr>
-              <w:t>GoodsReceivedNote</w:t>
-            </w:r>
-            <w:proofErr w:type="spellEnd"/>
-            <w:r>
-              <w:rPr>
-                <w:rFonts w:ascii="Calibri" w:eastAsia="Calibri" w:hAnsi="Calibri" w:cs="Calibri"/>
-                <w:color w:val="1F2937"/>
-                <w:sz w:val="24"/>
-                <w:szCs w:val="24"/>
-              </w:rPr>
-              <w:t xml:space="preserve"> (GRN), </w:t>
-            </w:r>
-            <w:proofErr w:type="spellStart"/>
-            <w:r>
-              <w:rPr>
-                <w:rFonts w:ascii="Calibri" w:eastAsia="Calibri" w:hAnsi="Calibri" w:cs="Calibri"/>
-                <w:color w:val="1F2937"/>
-                <w:sz w:val="24"/>
-                <w:szCs w:val="24"/>
-              </w:rPr>
-              <w:t>GRNLineItem</w:t>
-            </w:r>
-            <w:proofErr w:type="spellEnd"/>
-            <w:r>
-              <w:rPr>
-                <w:rFonts w:ascii="Calibri" w:eastAsia="Calibri" w:hAnsi="Calibri" w:cs="Calibri"/>
-                <w:color w:val="1F2937"/>
-                <w:sz w:val="24"/>
-                <w:szCs w:val="24"/>
-              </w:rPr>
-              <w:t xml:space="preserve">, </w:t>
-            </w:r>
-            <w:proofErr w:type="spellStart"/>
-            <w:r>
-              <w:rPr>
-                <w:rFonts w:ascii="Calibri" w:eastAsia="Calibri" w:hAnsi="Calibri" w:cs="Calibri"/>
-                <w:color w:val="1F2937"/>
-                <w:sz w:val="24"/>
-                <w:szCs w:val="24"/>
-              </w:rPr>
-              <w:t>QCInspection</w:t>
-            </w:r>
-            <w:proofErr w:type="spellEnd"/>
-            <w:r>
-              <w:rPr>
-                <w:rFonts w:ascii="Calibri" w:eastAsia="Calibri" w:hAnsi="Calibri" w:cs="Calibri"/>
-                <w:color w:val="1F2937"/>
-                <w:sz w:val="24"/>
-                <w:szCs w:val="24"/>
-              </w:rPr>
-              <w:t xml:space="preserve">, </w:t>
-            </w:r>
-            <w:proofErr w:type="spellStart"/>
-            <w:r>
-              <w:rPr>
-                <w:rFonts w:ascii="Calibri" w:eastAsia="Calibri" w:hAnsi="Calibri" w:cs="Calibri"/>
-                <w:color w:val="1F2937"/>
-                <w:sz w:val="24"/>
-                <w:szCs w:val="24"/>
-              </w:rPr>
-              <w:t>QCInspector</w:t>
-            </w:r>
-            <w:proofErr w:type="spellEnd"/>
-            <w:r>
-              <w:rPr>
-                <w:rFonts w:ascii="Calibri" w:eastAsia="Calibri" w:hAnsi="Calibri" w:cs="Calibri"/>
-                <w:color w:val="1F2937"/>
-                <w:sz w:val="24"/>
-                <w:szCs w:val="24"/>
-              </w:rPr>
-              <w:t xml:space="preserve">, </w:t>
-            </w:r>
-            <w:proofErr w:type="spellStart"/>
-            <w:r>
-              <w:rPr>
-                <w:rFonts w:ascii="Calibri" w:eastAsia="Calibri" w:hAnsi="Calibri" w:cs="Calibri"/>
-                <w:color w:val="1F2937"/>
-                <w:sz w:val="24"/>
-                <w:szCs w:val="24"/>
-              </w:rPr>
-              <w:t>QCChecklist</w:t>
-            </w:r>
-            <w:proofErr w:type="spellEnd"/>
-            <w:r>
-              <w:rPr>
-                <w:rFonts w:ascii="Calibri" w:eastAsia="Calibri" w:hAnsi="Calibri" w:cs="Calibri"/>
-                <w:color w:val="1F2937"/>
-                <w:sz w:val="24"/>
-                <w:szCs w:val="24"/>
-              </w:rPr>
-              <w:t xml:space="preserve">, Inventory, </w:t>
-            </w:r>
-            <w:proofErr w:type="spellStart"/>
-            <w:r>
-              <w:rPr>
-                <w:rFonts w:ascii="Calibri" w:eastAsia="Calibri" w:hAnsi="Calibri" w:cs="Calibri"/>
-                <w:color w:val="1F2937"/>
-                <w:sz w:val="24"/>
-                <w:szCs w:val="24"/>
-              </w:rPr>
-              <w:t>StockMovement</w:t>
-            </w:r>
-            <w:proofErr w:type="spellEnd"/>
-            <w:r>
-              <w:rPr>
-                <w:rFonts w:ascii="Calibri" w:eastAsia="Calibri" w:hAnsi="Calibri" w:cs="Calibri"/>
-                <w:color w:val="1F2937"/>
-                <w:sz w:val="24"/>
-                <w:szCs w:val="24"/>
-              </w:rPr>
-              <w:t xml:space="preserve">, Customer, </w:t>
-            </w:r>
-            <w:proofErr w:type="spellStart"/>
-            <w:r>
-              <w:rPr>
-                <w:rFonts w:ascii="Calibri" w:eastAsia="Calibri" w:hAnsi="Calibri" w:cs="Calibri"/>
-                <w:color w:val="1F2937"/>
-                <w:sz w:val="24"/>
-                <w:szCs w:val="24"/>
-              </w:rPr>
-              <w:t>CustomerOrder</w:t>
-            </w:r>
-            <w:proofErr w:type="spellEnd"/>
-            <w:r>
-              <w:rPr>
-                <w:rFonts w:ascii="Calibri" w:eastAsia="Calibri" w:hAnsi="Calibri" w:cs="Calibri"/>
-                <w:color w:val="1F2937"/>
-                <w:sz w:val="24"/>
-                <w:szCs w:val="24"/>
-              </w:rPr>
-              <w:t xml:space="preserve">, </w:t>
-            </w:r>
-            <w:proofErr w:type="spellStart"/>
-            <w:r>
-              <w:rPr>
-                <w:rFonts w:ascii="Calibri" w:eastAsia="Calibri" w:hAnsi="Calibri" w:cs="Calibri"/>
-                <w:color w:val="1F2937"/>
-                <w:sz w:val="24"/>
-                <w:szCs w:val="24"/>
-              </w:rPr>
-              <w:t>OrderLineItem</w:t>
-            </w:r>
-            <w:proofErr w:type="spellEnd"/>
-            <w:r>
-              <w:rPr>
-                <w:rFonts w:ascii="Calibri" w:eastAsia="Calibri" w:hAnsi="Calibri" w:cs="Calibri"/>
-                <w:color w:val="1F2937"/>
-                <w:sz w:val="24"/>
-                <w:szCs w:val="24"/>
-              </w:rPr>
-              <w:t xml:space="preserve">, Invoice, Delivery/Trip, Vehicle, Driver, and </w:t>
-            </w:r>
-            <w:proofErr w:type="spellStart"/>
-            <w:r>
-              <w:rPr>
-                <w:rFonts w:ascii="Calibri" w:eastAsia="Calibri" w:hAnsi="Calibri" w:cs="Calibri"/>
-                <w:color w:val="1F2937"/>
-                <w:sz w:val="24"/>
-                <w:szCs w:val="24"/>
-              </w:rPr>
-              <w:t>DailyReport</w:t>
-            </w:r>
-            <w:proofErr w:type="spellEnd"/>
-            <w:r>
-              <w:rPr>
-                <w:rFonts w:ascii="Calibri" w:eastAsia="Calibri" w:hAnsi="Calibri" w:cs="Calibri"/>
-                <w:color w:val="1F2937"/>
-                <w:sz w:val="24"/>
-                <w:szCs w:val="24"/>
-              </w:rPr>
-              <w:t>.</w:t>
+            <w:r>
+              <w:rPr>
+                <w:rFonts w:ascii="Calibri" w:eastAsia="Calibri" w:hAnsi="Calibri" w:cs="Calibri"/>
+                <w:color w:val="000000" w:themeColor="text1"/>
+                <w:sz w:val="24"/>
+                <w:szCs w:val="24"/>
+              </w:rPr>
+              <w:t>Requisition, Quotation, Purchase</w:t>
+            </w:r>
+            <w:r>
+              <w:rPr>
+                <w:rFonts w:ascii="Calibri" w:eastAsia="Calibri" w:hAnsi="Calibri" w:cs="Calibri"/>
+                <w:color w:val="000000" w:themeColor="text1"/>
+                <w:sz w:val="24"/>
+                <w:szCs w:val="24"/>
+              </w:rPr>
+              <w:t xml:space="preserve"> </w:t>
+            </w:r>
+            <w:r>
+              <w:rPr>
+                <w:rFonts w:ascii="Calibri" w:eastAsia="Calibri" w:hAnsi="Calibri" w:cs="Calibri"/>
+                <w:color w:val="000000" w:themeColor="text1"/>
+                <w:sz w:val="24"/>
+                <w:szCs w:val="24"/>
+              </w:rPr>
+              <w:t>Order (PO), PO</w:t>
+            </w:r>
+            <w:r>
+              <w:rPr>
+                <w:rFonts w:ascii="Calibri" w:eastAsia="Calibri" w:hAnsi="Calibri" w:cs="Calibri"/>
+                <w:color w:val="000000" w:themeColor="text1"/>
+                <w:sz w:val="24"/>
+                <w:szCs w:val="24"/>
+              </w:rPr>
+              <w:t xml:space="preserve"> </w:t>
+            </w:r>
+            <w:r>
+              <w:rPr>
+                <w:rFonts w:ascii="Calibri" w:eastAsia="Calibri" w:hAnsi="Calibri" w:cs="Calibri"/>
+                <w:color w:val="000000" w:themeColor="text1"/>
+                <w:sz w:val="24"/>
+                <w:szCs w:val="24"/>
+              </w:rPr>
+              <w:t>Line</w:t>
+            </w:r>
+            <w:r>
+              <w:rPr>
+                <w:rFonts w:ascii="Calibri" w:eastAsia="Calibri" w:hAnsi="Calibri" w:cs="Calibri"/>
+                <w:color w:val="000000" w:themeColor="text1"/>
+                <w:sz w:val="24"/>
+                <w:szCs w:val="24"/>
+              </w:rPr>
+              <w:t xml:space="preserve"> </w:t>
+            </w:r>
+            <w:r>
+              <w:rPr>
+                <w:rFonts w:ascii="Calibri" w:eastAsia="Calibri" w:hAnsi="Calibri" w:cs="Calibri"/>
+                <w:color w:val="000000" w:themeColor="text1"/>
+                <w:sz w:val="24"/>
+                <w:szCs w:val="24"/>
+              </w:rPr>
+              <w:t>Item, Letter</w:t>
+            </w:r>
+            <w:r>
+              <w:rPr>
+                <w:rFonts w:ascii="Calibri" w:eastAsia="Calibri" w:hAnsi="Calibri" w:cs="Calibri"/>
+                <w:color w:val="000000" w:themeColor="text1"/>
+                <w:sz w:val="24"/>
+                <w:szCs w:val="24"/>
+              </w:rPr>
+              <w:t xml:space="preserve"> </w:t>
+            </w:r>
+            <w:r>
+              <w:rPr>
+                <w:rFonts w:ascii="Calibri" w:eastAsia="Calibri" w:hAnsi="Calibri" w:cs="Calibri"/>
+                <w:color w:val="000000" w:themeColor="text1"/>
+                <w:sz w:val="24"/>
+                <w:szCs w:val="24"/>
+              </w:rPr>
+              <w:t>of</w:t>
+            </w:r>
+            <w:r>
+              <w:rPr>
+                <w:rFonts w:ascii="Calibri" w:eastAsia="Calibri" w:hAnsi="Calibri" w:cs="Calibri"/>
+                <w:color w:val="000000" w:themeColor="text1"/>
+                <w:sz w:val="24"/>
+                <w:szCs w:val="24"/>
+              </w:rPr>
+              <w:t xml:space="preserve"> </w:t>
+            </w:r>
+            <w:r>
+              <w:rPr>
+                <w:rFonts w:ascii="Calibri" w:eastAsia="Calibri" w:hAnsi="Calibri" w:cs="Calibri"/>
+                <w:color w:val="000000" w:themeColor="text1"/>
+                <w:sz w:val="24"/>
+                <w:szCs w:val="24"/>
+              </w:rPr>
+              <w:t>Credit (LC), LC</w:t>
+            </w:r>
+            <w:r>
+              <w:rPr>
+                <w:rFonts w:ascii="Calibri" w:eastAsia="Calibri" w:hAnsi="Calibri" w:cs="Calibri"/>
+                <w:color w:val="000000" w:themeColor="text1"/>
+                <w:sz w:val="24"/>
+                <w:szCs w:val="24"/>
+              </w:rPr>
+              <w:t xml:space="preserve"> </w:t>
+            </w:r>
+            <w:r>
+              <w:rPr>
+                <w:rFonts w:ascii="Calibri" w:eastAsia="Calibri" w:hAnsi="Calibri" w:cs="Calibri"/>
+                <w:color w:val="000000" w:themeColor="text1"/>
+                <w:sz w:val="24"/>
+                <w:szCs w:val="24"/>
+              </w:rPr>
+              <w:t>Bank, Shipment, Goods</w:t>
+            </w:r>
+            <w:r>
+              <w:rPr>
+                <w:rFonts w:ascii="Calibri" w:eastAsia="Calibri" w:hAnsi="Calibri" w:cs="Calibri"/>
+                <w:color w:val="000000" w:themeColor="text1"/>
+                <w:sz w:val="24"/>
+                <w:szCs w:val="24"/>
+              </w:rPr>
+              <w:t xml:space="preserve"> </w:t>
+            </w:r>
+            <w:r>
+              <w:rPr>
+                <w:rFonts w:ascii="Calibri" w:eastAsia="Calibri" w:hAnsi="Calibri" w:cs="Calibri"/>
+                <w:color w:val="000000" w:themeColor="text1"/>
+                <w:sz w:val="24"/>
+                <w:szCs w:val="24"/>
+              </w:rPr>
+              <w:t>Received</w:t>
+            </w:r>
+            <w:r>
+              <w:rPr>
+                <w:rFonts w:ascii="Calibri" w:eastAsia="Calibri" w:hAnsi="Calibri" w:cs="Calibri"/>
+                <w:color w:val="000000" w:themeColor="text1"/>
+                <w:sz w:val="24"/>
+                <w:szCs w:val="24"/>
+              </w:rPr>
+              <w:t xml:space="preserve"> </w:t>
+            </w:r>
+            <w:r>
+              <w:rPr>
+                <w:rFonts w:ascii="Calibri" w:eastAsia="Calibri" w:hAnsi="Calibri" w:cs="Calibri"/>
+                <w:color w:val="000000" w:themeColor="text1"/>
+                <w:sz w:val="24"/>
+                <w:szCs w:val="24"/>
+              </w:rPr>
+              <w:t>Note (GRN), GRN</w:t>
+            </w:r>
+            <w:r>
+              <w:rPr>
+                <w:rFonts w:ascii="Calibri" w:eastAsia="Calibri" w:hAnsi="Calibri" w:cs="Calibri"/>
+                <w:color w:val="000000" w:themeColor="text1"/>
+                <w:sz w:val="24"/>
+                <w:szCs w:val="24"/>
+              </w:rPr>
+              <w:t xml:space="preserve"> </w:t>
+            </w:r>
+            <w:r>
+              <w:rPr>
+                <w:rFonts w:ascii="Calibri" w:eastAsia="Calibri" w:hAnsi="Calibri" w:cs="Calibri"/>
+                <w:color w:val="000000" w:themeColor="text1"/>
+                <w:sz w:val="24"/>
+                <w:szCs w:val="24"/>
+              </w:rPr>
+              <w:t>Line</w:t>
+            </w:r>
+            <w:r>
+              <w:rPr>
+                <w:rFonts w:ascii="Calibri" w:eastAsia="Calibri" w:hAnsi="Calibri" w:cs="Calibri"/>
+                <w:color w:val="000000" w:themeColor="text1"/>
+                <w:sz w:val="24"/>
+                <w:szCs w:val="24"/>
+              </w:rPr>
+              <w:t xml:space="preserve"> </w:t>
+            </w:r>
+            <w:r>
+              <w:rPr>
+                <w:rFonts w:ascii="Calibri" w:eastAsia="Calibri" w:hAnsi="Calibri" w:cs="Calibri"/>
+                <w:color w:val="000000" w:themeColor="text1"/>
+                <w:sz w:val="24"/>
+                <w:szCs w:val="24"/>
+              </w:rPr>
+              <w:t>Item, QC</w:t>
+            </w:r>
+            <w:r>
+              <w:rPr>
+                <w:rFonts w:ascii="Calibri" w:eastAsia="Calibri" w:hAnsi="Calibri" w:cs="Calibri"/>
+                <w:color w:val="000000" w:themeColor="text1"/>
+                <w:sz w:val="24"/>
+                <w:szCs w:val="24"/>
+              </w:rPr>
+              <w:t xml:space="preserve"> </w:t>
+            </w:r>
+            <w:r>
+              <w:rPr>
+                <w:rFonts w:ascii="Calibri" w:eastAsia="Calibri" w:hAnsi="Calibri" w:cs="Calibri"/>
+                <w:color w:val="000000" w:themeColor="text1"/>
+                <w:sz w:val="24"/>
+                <w:szCs w:val="24"/>
+              </w:rPr>
+              <w:t>Inspection, QC</w:t>
+            </w:r>
+            <w:r>
+              <w:rPr>
+                <w:rFonts w:ascii="Calibri" w:eastAsia="Calibri" w:hAnsi="Calibri" w:cs="Calibri"/>
+                <w:color w:val="000000" w:themeColor="text1"/>
+                <w:sz w:val="24"/>
+                <w:szCs w:val="24"/>
+              </w:rPr>
+              <w:t xml:space="preserve"> </w:t>
+            </w:r>
+            <w:r>
+              <w:rPr>
+                <w:rFonts w:ascii="Calibri" w:eastAsia="Calibri" w:hAnsi="Calibri" w:cs="Calibri"/>
+                <w:color w:val="000000" w:themeColor="text1"/>
+                <w:sz w:val="24"/>
+                <w:szCs w:val="24"/>
+              </w:rPr>
+              <w:t>Inspector, QC</w:t>
+            </w:r>
+            <w:r>
+              <w:rPr>
+                <w:rFonts w:ascii="Calibri" w:eastAsia="Calibri" w:hAnsi="Calibri" w:cs="Calibri"/>
+                <w:color w:val="000000" w:themeColor="text1"/>
+                <w:sz w:val="24"/>
+                <w:szCs w:val="24"/>
+              </w:rPr>
+              <w:t xml:space="preserve"> </w:t>
+            </w:r>
+            <w:r>
+              <w:rPr>
+                <w:rFonts w:ascii="Calibri" w:eastAsia="Calibri" w:hAnsi="Calibri" w:cs="Calibri"/>
+                <w:color w:val="000000" w:themeColor="text1"/>
+                <w:sz w:val="24"/>
+                <w:szCs w:val="24"/>
+              </w:rPr>
+              <w:t>Checklist, Inventory, Stock</w:t>
+            </w:r>
+            <w:r>
+              <w:rPr>
+                <w:rFonts w:ascii="Calibri" w:eastAsia="Calibri" w:hAnsi="Calibri" w:cs="Calibri"/>
+                <w:color w:val="000000" w:themeColor="text1"/>
+                <w:sz w:val="24"/>
+                <w:szCs w:val="24"/>
+              </w:rPr>
+              <w:t xml:space="preserve"> </w:t>
+            </w:r>
+            <w:r>
+              <w:rPr>
+                <w:rFonts w:ascii="Calibri" w:eastAsia="Calibri" w:hAnsi="Calibri" w:cs="Calibri"/>
+                <w:color w:val="000000" w:themeColor="text1"/>
+                <w:sz w:val="24"/>
+                <w:szCs w:val="24"/>
+              </w:rPr>
+              <w:t>Movement, Customer, Customer</w:t>
+            </w:r>
+            <w:r>
+              <w:rPr>
+                <w:rFonts w:ascii="Calibri" w:eastAsia="Calibri" w:hAnsi="Calibri" w:cs="Calibri"/>
+                <w:color w:val="000000" w:themeColor="text1"/>
+                <w:sz w:val="24"/>
+                <w:szCs w:val="24"/>
+              </w:rPr>
+              <w:t xml:space="preserve"> </w:t>
+            </w:r>
+            <w:r>
+              <w:rPr>
+                <w:rFonts w:ascii="Calibri" w:eastAsia="Calibri" w:hAnsi="Calibri" w:cs="Calibri"/>
+                <w:color w:val="000000" w:themeColor="text1"/>
+                <w:sz w:val="24"/>
+                <w:szCs w:val="24"/>
+              </w:rPr>
+              <w:t>Order, Order</w:t>
+            </w:r>
+            <w:r>
+              <w:rPr>
+                <w:rFonts w:ascii="Calibri" w:eastAsia="Calibri" w:hAnsi="Calibri" w:cs="Calibri"/>
+                <w:color w:val="000000" w:themeColor="text1"/>
+                <w:sz w:val="24"/>
+                <w:szCs w:val="24"/>
+              </w:rPr>
+              <w:t xml:space="preserve"> </w:t>
+            </w:r>
+            <w:r>
+              <w:rPr>
+                <w:rFonts w:ascii="Calibri" w:eastAsia="Calibri" w:hAnsi="Calibri" w:cs="Calibri"/>
+                <w:color w:val="000000" w:themeColor="text1"/>
+                <w:sz w:val="24"/>
+                <w:szCs w:val="24"/>
+              </w:rPr>
+              <w:t>Line</w:t>
+            </w:r>
+            <w:r>
+              <w:rPr>
+                <w:rFonts w:ascii="Calibri" w:eastAsia="Calibri" w:hAnsi="Calibri" w:cs="Calibri"/>
+                <w:color w:val="000000" w:themeColor="text1"/>
+                <w:sz w:val="24"/>
+                <w:szCs w:val="24"/>
+              </w:rPr>
+              <w:t xml:space="preserve"> </w:t>
+            </w:r>
+            <w:r>
+              <w:rPr>
+                <w:rFonts w:ascii="Calibri" w:eastAsia="Calibri" w:hAnsi="Calibri" w:cs="Calibri"/>
+                <w:color w:val="000000" w:themeColor="text1"/>
+                <w:sz w:val="24"/>
+                <w:szCs w:val="24"/>
+              </w:rPr>
+              <w:t>Item, Invoice, Delivery/Trip, Vehicle, Driver, and Daily</w:t>
+            </w:r>
+            <w:r>
+              <w:rPr>
+                <w:rFonts w:ascii="Calibri" w:eastAsia="Calibri" w:hAnsi="Calibri" w:cs="Calibri"/>
+                <w:color w:val="000000" w:themeColor="text1"/>
+                <w:sz w:val="24"/>
+                <w:szCs w:val="24"/>
+              </w:rPr>
+              <w:t xml:space="preserve"> </w:t>
+            </w:r>
+            <w:r>
+              <w:rPr>
+                <w:rFonts w:ascii="Calibri" w:eastAsia="Calibri" w:hAnsi="Calibri" w:cs="Calibri"/>
+                <w:color w:val="000000" w:themeColor="text1"/>
+                <w:sz w:val="24"/>
+                <w:szCs w:val="24"/>
+              </w:rPr>
+              <w:t>Report.</w:t>
             </w:r>
           </w:p>
           <w:p>
             <w:pPr>
               <w:spacing w:after="55"/>
               <w:ind w:left="260" w:hanging="180"/>
-            </w:pPr>
-            <w:r>
-              <w:rPr>
-                <w:b/>
-                <w:bCs/>
-                <w:color w:val="2563EB"/>
+              <w:rPr>
+                <w:color w:val="000000" w:themeColor="text1"/>
+              </w:rPr>
+            </w:pPr>
+            <w:r>
+              <w:rPr>
+                <w:b/>
+                <w:bCs/>
+                <w:color w:val="000000" w:themeColor="text1"/>
                 <w:sz w:val="22"/>
                 <w:szCs w:val="22"/>
               </w:rPr>
-              <w:t xml:space="preserve">• </w:t>
-            </w:r>
-            <w:r>
-              <w:rPr>
-                <w:b/>
-                <w:bCs/>
-                <w:color w:val="2563EB"/>
+              <w:t xml:space="preserve">•  </w:t>
+            </w:r>
+            <w:r>
+              <w:rPr>
+                <w:rFonts w:ascii="Calibri" w:eastAsia="Calibri" w:hAnsi="Calibri" w:cs="Calibri"/>
+                <w:color w:val="000000" w:themeColor="text1"/>
+                <w:sz w:val="24"/>
+                <w:szCs w:val="24"/>
+              </w:rPr>
+              <w:t>Implemented Purchase Order (PO) tracking to monitor ordered items and procurement progress, along with Customer Order tracking to monitor order status throughout the sales cycle.</w:t>
+            </w:r>
+          </w:p>
+          <w:p>
+            <w:pPr>
+              <w:spacing w:after="55"/>
+              <w:ind w:left="260" w:hanging="180"/>
+              <w:rPr>
+                <w:color w:val="000000" w:themeColor="text1"/>
+              </w:rPr>
+            </w:pPr>
+            <w:r>
+              <w:rPr>
+                <w:b/>
+                <w:bCs/>
+                <w:color w:val="000000" w:themeColor="text1"/>
                 <w:sz w:val="22"/>
                 <w:szCs w:val="22"/>
               </w:rPr>
-              <w:t xml:space="preserve"> </w:t>
-            </w:r>
-            <w:r>
-              <w:rPr>
-                <w:rFonts w:ascii="Calibri" w:eastAsia="Calibri" w:hAnsi="Calibri" w:cs="Calibri"/>
-                <w:color w:val="1F2937"/>
-                <w:sz w:val="24"/>
-                <w:szCs w:val="24"/>
-              </w:rPr>
-              <w:t>Implemented Purchase Order (PO) tracking to monitor ordered items and procurement progress, along with Customer Order tracking to monitor order status throughout the sales cycle.</w:t>
+              <w:t xml:space="preserve">•  </w:t>
+            </w:r>
+            <w:r>
+              <w:rPr>
+                <w:rFonts w:ascii="Calibri" w:eastAsia="Calibri" w:hAnsi="Calibri" w:cs="Calibri"/>
+                <w:color w:val="000000" w:themeColor="text1"/>
+                <w:sz w:val="24"/>
+                <w:szCs w:val="24"/>
+              </w:rPr>
+              <w:t>Built Quality Control &amp; Inventory workflows with PASS/FAIL validation, automatically transferring approved products from QC Hold to Available Warehouse while routing rejected products through return/rejection processes.</w:t>
             </w:r>
           </w:p>
           <w:p>
             <w:pPr>
               <w:spacing w:after="55"/>
               <w:ind w:left="260" w:hanging="180"/>
-            </w:pPr>
-            <w:r>
-              <w:rPr>
-                <w:b/>
-                <w:bCs/>
-                <w:color w:val="2563EB"/>
+              <w:rPr>
+                <w:color w:val="000000" w:themeColor="text1"/>
+              </w:rPr>
+            </w:pPr>
+            <w:r>
+              <w:rPr>
+                <w:b/>
+                <w:bCs/>
+                <w:color w:val="000000" w:themeColor="text1"/>
                 <w:sz w:val="22"/>
                 <w:szCs w:val="22"/>
               </w:rPr>
@@ -1781,32 +2073,83 @@
             <w:r>
               <w:rPr>
                 <w:rFonts w:ascii="Calibri" w:eastAsia="Calibri" w:hAnsi="Calibri" w:cs="Calibri"/>
-                <w:color w:val="1F2937"/>
-                <w:sz w:val="24"/>
-                <w:szCs w:val="24"/>
-              </w:rPr>
-              <w:t>Built Quality Control &amp; Inventory workflows with PASS/FAIL validation, au</w:t>
-            </w:r>
-            <w:r>
-              <w:rPr>
-                <w:rFonts w:ascii="Calibri" w:eastAsia="Calibri" w:hAnsi="Calibri" w:cs="Calibri"/>
-                <w:color w:val="1F2937"/>
-                <w:sz w:val="24"/>
-                <w:szCs w:val="24"/>
-              </w:rPr>
-              <w:t>tomatically transferring approved products from QC Hold to Available Warehouse while routing rejected products through return/rejection processes.</w:t>
+                <w:color w:val="000000" w:themeColor="text1"/>
+                <w:sz w:val="24"/>
+                <w:szCs w:val="24"/>
+              </w:rPr>
+              <w:t>Developed Customer Order, Order</w:t>
+            </w:r>
+            <w:r>
+              <w:rPr>
+                <w:rFonts w:ascii="Calibri" w:eastAsia="Calibri" w:hAnsi="Calibri" w:cs="Calibri"/>
+                <w:color w:val="000000" w:themeColor="text1"/>
+                <w:sz w:val="24"/>
+                <w:szCs w:val="24"/>
+              </w:rPr>
+              <w:t xml:space="preserve"> </w:t>
+            </w:r>
+            <w:r>
+              <w:rPr>
+                <w:rFonts w:ascii="Calibri" w:eastAsia="Calibri" w:hAnsi="Calibri" w:cs="Calibri"/>
+                <w:color w:val="000000" w:themeColor="text1"/>
+                <w:sz w:val="24"/>
+                <w:szCs w:val="24"/>
+              </w:rPr>
+              <w:t>Line</w:t>
+            </w:r>
+            <w:r>
+              <w:rPr>
+                <w:rFonts w:ascii="Calibri" w:eastAsia="Calibri" w:hAnsi="Calibri" w:cs="Calibri"/>
+                <w:color w:val="000000" w:themeColor="text1"/>
+                <w:sz w:val="24"/>
+                <w:szCs w:val="24"/>
+              </w:rPr>
+              <w:t xml:space="preserve"> </w:t>
+            </w:r>
+            <w:r>
+              <w:rPr>
+                <w:rFonts w:ascii="Calibri" w:eastAsia="Calibri" w:hAnsi="Calibri" w:cs="Calibri"/>
+                <w:color w:val="000000" w:themeColor="text1"/>
+                <w:sz w:val="24"/>
+                <w:szCs w:val="24"/>
+              </w:rPr>
+              <w:t>Item, and Invoice management, plus Delivery/Trip, Vehicle, Driver, and Daily</w:t>
+            </w:r>
+            <w:r>
+              <w:rPr>
+                <w:rFonts w:ascii="Calibri" w:eastAsia="Calibri" w:hAnsi="Calibri" w:cs="Calibri"/>
+                <w:color w:val="000000" w:themeColor="text1"/>
+                <w:sz w:val="24"/>
+                <w:szCs w:val="24"/>
+              </w:rPr>
+              <w:t xml:space="preserve"> </w:t>
+            </w:r>
+            <w:r>
+              <w:rPr>
+                <w:rFonts w:ascii="Calibri" w:eastAsia="Calibri" w:hAnsi="Calibri" w:cs="Calibri"/>
+                <w:color w:val="000000" w:themeColor="text1"/>
+                <w:sz w:val="24"/>
+                <w:szCs w:val="24"/>
+              </w:rPr>
+              <w:t>Report modules for complete sales, transportation, and delivery lifecycle management.</w:t>
             </w:r>
           </w:p>
           <w:p>
             <w:pPr>
               <w:spacing w:after="55"/>
               <w:ind w:left="260" w:hanging="180"/>
-            </w:pPr>
-            <w:r>
-              <w:rPr>
-                <w:b/>
-                <w:bCs/>
-                <w:color w:val="2563EB"/>
+              <w:rPr>
+                <w:rFonts w:ascii="Calibri" w:eastAsia="Calibri" w:hAnsi="Calibri" w:cs="Calibri"/>
+                <w:color w:val="000000" w:themeColor="text1"/>
+                <w:sz w:val="24"/>
+                <w:szCs w:val="24"/>
+              </w:rPr>
+            </w:pPr>
+            <w:r>
+              <w:rPr>
+                <w:b/>
+                <w:bCs/>
+                <w:color w:val="000000" w:themeColor="text1"/>
                 <w:sz w:val="22"/>
                 <w:szCs w:val="22"/>
               </w:rPr>
@@ -1815,77 +2158,23 @@
             <w:r>
               <w:rPr>
                 <w:rFonts w:ascii="Calibri" w:eastAsia="Calibri" w:hAnsi="Calibri" w:cs="Calibri"/>
-                <w:color w:val="1F2937"/>
-                <w:sz w:val="24"/>
-                <w:szCs w:val="24"/>
-              </w:rPr>
-              <w:t xml:space="preserve">Developed Customer Order, </w:t>
-            </w:r>
-            <w:proofErr w:type="spellStart"/>
-            <w:r>
-              <w:rPr>
-                <w:rFonts w:ascii="Calibri" w:eastAsia="Calibri" w:hAnsi="Calibri" w:cs="Calibri"/>
-                <w:color w:val="1F2937"/>
-                <w:sz w:val="24"/>
-                <w:szCs w:val="24"/>
-              </w:rPr>
-              <w:t>OrderLineItem</w:t>
-            </w:r>
-            <w:proofErr w:type="spellEnd"/>
-            <w:r>
-              <w:rPr>
-                <w:rFonts w:ascii="Calibri" w:eastAsia="Calibri" w:hAnsi="Calibri" w:cs="Calibri"/>
-                <w:color w:val="1F2937"/>
-                <w:sz w:val="24"/>
-                <w:szCs w:val="24"/>
-              </w:rPr>
-              <w:t xml:space="preserve">, and Invoice management, plus Delivery/Trip, Vehicle, Driver, and </w:t>
-            </w:r>
-            <w:proofErr w:type="spellStart"/>
-            <w:r>
-              <w:rPr>
-                <w:rFonts w:ascii="Calibri" w:eastAsia="Calibri" w:hAnsi="Calibri" w:cs="Calibri"/>
-                <w:color w:val="1F2937"/>
-                <w:sz w:val="24"/>
-                <w:szCs w:val="24"/>
-              </w:rPr>
-              <w:t>DailyReport</w:t>
-            </w:r>
-            <w:proofErr w:type="spellEnd"/>
-            <w:r>
-              <w:rPr>
-                <w:rFonts w:ascii="Calibri" w:eastAsia="Calibri" w:hAnsi="Calibri" w:cs="Calibri"/>
-                <w:color w:val="1F2937"/>
-                <w:sz w:val="24"/>
-                <w:szCs w:val="24"/>
-              </w:rPr>
-              <w:t xml:space="preserve"> modules for complete sales, transportation, and delivery lifecycle management.</w:t>
+                <w:color w:val="000000" w:themeColor="text1"/>
+                <w:sz w:val="24"/>
+                <w:szCs w:val="24"/>
+              </w:rPr>
+              <w:t>Built responsive Angular dashboards and operational interfaces using Tailwind CSS, with Chart.js-based reporting and analytics for supply chain operations.</w:t>
             </w:r>
           </w:p>
           <w:p>
             <w:pPr>
               <w:spacing w:after="55"/>
               <w:ind w:left="260" w:hanging="180"/>
-            </w:pPr>
-            <w:r>
-              <w:rPr>
-                <w:b/>
-                <w:bCs/>
-                <w:color w:val="2563EB"/>
-                <w:sz w:val="22"/>
-                <w:szCs w:val="22"/>
-              </w:rPr>
-              <w:t xml:space="preserve">•  </w:t>
-            </w:r>
-            <w:r>
-              <w:rPr>
-                <w:rFonts w:ascii="Calibri" w:eastAsia="Calibri" w:hAnsi="Calibri" w:cs="Calibri"/>
-                <w:color w:val="1F2937"/>
-                <w:sz w:val="24"/>
-                <w:szCs w:val="24"/>
-              </w:rPr>
-              <w:t>Built responsive Angular dashboards and operational interfaces using Tailwind CSS, with Chart.js-based reporting and analytics for supply chain operations.</w:t>
-            </w:r>
+              <w:rPr>
+                <w:color w:val="000000" w:themeColor="text1"/>
+                <w:sz w:val="12"/>
+                <w:szCs w:val="12"/>
+              </w:rPr>
+            </w:pPr>
           </w:p>
           <w:p>
             <w:pPr>
@@ -1893,76 +2182,116 @@
               <w:ind w:left="260" w:hanging="180"/>
               <w:rPr>
                 <w:rFonts w:ascii="Calibri" w:eastAsia="Calibri" w:hAnsi="Calibri" w:cs="Calibri"/>
-                <w:color w:val="2563EB"/>
-                <w:sz w:val="24"/>
-                <w:szCs w:val="24"/>
-                <w:u w:val="single"/>
-              </w:rPr>
-            </w:pPr>
-            <w:r>
-              <w:rPr>
-                <w:b/>
-                <w:bCs/>
-                <w:color w:val="2563EB"/>
-                <w:sz w:val="22"/>
-                <w:szCs w:val="22"/>
-              </w:rPr>
-              <w:t xml:space="preserve">•  </w:t>
-            </w:r>
-            <w:r>
-              <w:rPr>
-                <w:rFonts w:ascii="Calibri" w:eastAsia="Calibri" w:hAnsi="Calibri" w:cs="Calibri"/>
-                <w:b/>
-                <w:bCs/>
-                <w:color w:val="1F2937"/>
-                <w:sz w:val="24"/>
-                <w:szCs w:val="24"/>
-              </w:rPr>
-              <w:t>Git</w:t>
-            </w:r>
-            <w:r>
-              <w:rPr>
-                <w:rFonts w:ascii="Calibri" w:eastAsia="Calibri" w:hAnsi="Calibri" w:cs="Calibri"/>
-                <w:b/>
-                <w:bCs/>
-                <w:color w:val="1F2937"/>
-                <w:sz w:val="24"/>
-                <w:szCs w:val="24"/>
-              </w:rPr>
-              <w:t xml:space="preserve">Hub: </w:t>
+                <w:bCs/>
+                <w:color w:val="000000" w:themeColor="text1"/>
+                <w:sz w:val="24"/>
+                <w:szCs w:val="24"/>
+              </w:rPr>
+            </w:pPr>
+            <w:r>
+              <w:rPr>
+                <w:rFonts w:ascii="Calibri" w:eastAsia="Calibri" w:hAnsi="Calibri" w:cs="Calibri"/>
+                <w:b/>
+                <w:bCs/>
+                <w:color w:val="000000" w:themeColor="text1"/>
+                <w:sz w:val="24"/>
+                <w:szCs w:val="24"/>
+              </w:rPr>
+              <w:t xml:space="preserve">GitHub: </w:t>
             </w:r>
             <w:hyperlink r:id="rId10" w:history="1">
               <w:r>
                 <w:rPr>
+                  <w:rStyle w:val="Hyperlink"/>
                   <w:rFonts w:ascii="Calibri" w:eastAsia="Calibri" w:hAnsi="Calibri" w:cs="Calibri"/>
-                  <w:color w:val="2563EB"/>
+                  <w:bCs/>
+                  <w:color w:val="000000" w:themeColor="text1"/>
                   <w:sz w:val="24"/>
                   <w:szCs w:val="24"/>
-                  <w:u w:val="single"/>
+                  <w:u w:val="none"/>
                 </w:rPr>
-                <w:t>tanvirhasan66270/Project — Supply Chain Management</w:t>
+                <w:t>https://github.com/tanvirhasan66270/SupplyChainManagement</w:t>
               </w:r>
             </w:hyperlink>
           </w:p>
           <w:p>
             <w:pPr>
               <w:spacing w:before="160" w:after="20"/>
-            </w:pPr>
-            <w:r>
-              <w:rPr>
-                <w:rFonts w:ascii="Calibri" w:eastAsia="Calibri" w:hAnsi="Calibri" w:cs="Calibri"/>
-                <w:b/>
-                <w:bCs/>
-                <w:color w:val="1F2937"/>
+              <w:rPr>
+                <w:rFonts w:ascii="Calibri" w:eastAsia="Calibri" w:hAnsi="Calibri" w:cs="Calibri"/>
+                <w:b/>
+                <w:bCs/>
+                <w:color w:val="000000" w:themeColor="text1"/>
                 <w:sz w:val="26"/>
                 <w:szCs w:val="26"/>
               </w:rPr>
+            </w:pPr>
+          </w:p>
+          <w:p>
+            <w:pPr>
+              <w:spacing w:before="160" w:after="20"/>
+              <w:rPr>
+                <w:rFonts w:ascii="Calibri" w:eastAsia="Calibri" w:hAnsi="Calibri" w:cs="Calibri"/>
+                <w:b/>
+                <w:bCs/>
+                <w:color w:val="000000" w:themeColor="text1"/>
+                <w:sz w:val="26"/>
+                <w:szCs w:val="26"/>
+              </w:rPr>
+            </w:pPr>
+          </w:p>
+          <w:p>
+            <w:pPr>
+              <w:spacing w:before="160" w:after="20"/>
+              <w:rPr>
+                <w:rFonts w:ascii="Calibri" w:eastAsia="Calibri" w:hAnsi="Calibri" w:cs="Calibri"/>
+                <w:b/>
+                <w:bCs/>
+                <w:color w:val="000000" w:themeColor="text1"/>
+                <w:sz w:val="26"/>
+                <w:szCs w:val="26"/>
+              </w:rPr>
+            </w:pPr>
+          </w:p>
+          <w:p>
+            <w:pPr>
+              <w:spacing w:before="160" w:after="20"/>
+              <w:rPr>
+                <w:rFonts w:ascii="Calibri" w:eastAsia="Calibri" w:hAnsi="Calibri" w:cs="Calibri"/>
+                <w:b/>
+                <w:bCs/>
+                <w:color w:val="000000" w:themeColor="text1"/>
+                <w:sz w:val="26"/>
+                <w:szCs w:val="26"/>
+              </w:rPr>
+            </w:pPr>
+          </w:p>
+          <w:p>
+            <w:pPr>
+              <w:spacing w:before="160" w:after="20"/>
+              <w:rPr>
+                <w:color w:val="000000" w:themeColor="text1"/>
+              </w:rPr>
+            </w:pPr>
+            <w:r>
+              <w:rPr>
+                <w:rFonts w:ascii="Calibri" w:eastAsia="Calibri" w:hAnsi="Calibri" w:cs="Calibri"/>
+                <w:b/>
+                <w:bCs/>
+                <w:color w:val="000000" w:themeColor="text1"/>
+                <w:sz w:val="26"/>
+                <w:szCs w:val="26"/>
+              </w:rPr>
+              <w:lastRenderedPageBreak/>
               <w:t>Supply Chain Management System (Native Android)</w:t>
             </w:r>
           </w:p>
           <w:p>
             <w:pPr>
               <w:spacing w:after="60"/>
+              <w:rPr>
+                <w:color w:val="000000" w:themeColor="text1"/>
+              </w:rPr>
             </w:pPr>
             <w:r>
               <w:rPr>
@@ -1971,7 +2300,7 @@
                 <w:bCs/>
                 <w:i/>
                 <w:iCs/>
-                <w:color w:val="2563EB"/>
+                <w:color w:val="000000" w:themeColor="text1"/>
                 <w:sz w:val="24"/>
                 <w:szCs w:val="24"/>
               </w:rPr>
@@ -1982,34 +2311,26 @@
                 <w:rFonts w:ascii="Calibri" w:eastAsia="Calibri" w:hAnsi="Calibri" w:cs="Calibri"/>
                 <w:i/>
                 <w:iCs/>
-                <w:color w:val="6B7280"/>
-                <w:sz w:val="24"/>
-                <w:szCs w:val="24"/>
-              </w:rPr>
-              <w:t xml:space="preserve">Java, Android, Spring Boot, </w:t>
-            </w:r>
-            <w:r>
-              <w:rPr>
-                <w:rFonts w:ascii="Calibri" w:eastAsia="Calibri" w:hAnsi="Calibri" w:cs="Calibri"/>
-                <w:i/>
-                <w:iCs/>
-                <w:color w:val="6B7280"/>
-                <w:sz w:val="24"/>
-                <w:szCs w:val="24"/>
-              </w:rPr>
-              <w:t>MySQL</w:t>
+                <w:color w:val="000000" w:themeColor="text1"/>
+                <w:sz w:val="24"/>
+                <w:szCs w:val="24"/>
+              </w:rPr>
+              <w:t>Java, Android, Spring Boot, MySQL</w:t>
             </w:r>
           </w:p>
           <w:p>
             <w:pPr>
               <w:spacing w:after="55"/>
               <w:ind w:left="260" w:hanging="180"/>
-            </w:pPr>
-            <w:r>
-              <w:rPr>
-                <w:b/>
-                <w:bCs/>
-                <w:color w:val="2563EB"/>
+              <w:rPr>
+                <w:color w:val="000000" w:themeColor="text1"/>
+              </w:rPr>
+            </w:pPr>
+            <w:r>
+              <w:rPr>
+                <w:b/>
+                <w:bCs/>
+                <w:color w:val="000000" w:themeColor="text1"/>
                 <w:sz w:val="22"/>
                 <w:szCs w:val="22"/>
               </w:rPr>
@@ -2018,7 +2339,7 @@
             <w:r>
               <w:rPr>
                 <w:rFonts w:ascii="Calibri" w:eastAsia="Calibri" w:hAnsi="Calibri" w:cs="Calibri"/>
-                <w:color w:val="1F2937"/>
+                <w:color w:val="000000" w:themeColor="text1"/>
                 <w:sz w:val="24"/>
                 <w:szCs w:val="24"/>
               </w:rPr>
@@ -2029,69 +2350,80 @@
             <w:pPr>
               <w:spacing w:after="55"/>
               <w:ind w:left="260" w:hanging="180"/>
-            </w:pPr>
-            <w:r>
-              <w:rPr>
-                <w:b/>
-                <w:bCs/>
-                <w:color w:val="2563EB"/>
+              <w:rPr>
+                <w:rFonts w:ascii="Calibri" w:eastAsia="Calibri" w:hAnsi="Calibri" w:cs="Calibri"/>
+                <w:color w:val="000000" w:themeColor="text1"/>
+                <w:sz w:val="24"/>
+                <w:szCs w:val="24"/>
+              </w:rPr>
+            </w:pPr>
+            <w:r>
+              <w:rPr>
+                <w:b/>
+                <w:bCs/>
+                <w:color w:val="000000" w:themeColor="text1"/>
                 <w:sz w:val="22"/>
                 <w:szCs w:val="22"/>
               </w:rPr>
-              <w:lastRenderedPageBreak/>
               <w:t xml:space="preserve">•  </w:t>
             </w:r>
             <w:r>
               <w:rPr>
                 <w:rFonts w:ascii="Calibri" w:eastAsia="Calibri" w:hAnsi="Calibri" w:cs="Calibri"/>
-                <w:color w:val="1F2937"/>
-                <w:sz w:val="24"/>
-                <w:szCs w:val="24"/>
-              </w:rPr>
-              <w:t xml:space="preserve">Implemented JWT authentication, TOTP-based MFA, and role-based access control, with Email/Mailing and </w:t>
-            </w:r>
-            <w:proofErr w:type="spellStart"/>
-            <w:r>
-              <w:rPr>
-                <w:rFonts w:ascii="Calibri" w:eastAsia="Calibri" w:hAnsi="Calibri" w:cs="Calibri"/>
-                <w:color w:val="1F2937"/>
-                <w:sz w:val="24"/>
-                <w:szCs w:val="24"/>
-              </w:rPr>
-              <w:t>WebSocket</w:t>
-            </w:r>
-            <w:proofErr w:type="spellEnd"/>
-            <w:r>
-              <w:rPr>
-                <w:rFonts w:ascii="Calibri" w:eastAsia="Calibri" w:hAnsi="Calibri" w:cs="Calibri"/>
-                <w:color w:val="1F2937"/>
-                <w:sz w:val="24"/>
-                <w:szCs w:val="24"/>
-              </w:rPr>
-              <w:t xml:space="preserve"> real-time notifications for OTP verification and activity updates.</w:t>
-            </w:r>
+                <w:color w:val="000000" w:themeColor="text1"/>
+                <w:sz w:val="24"/>
+                <w:szCs w:val="24"/>
+              </w:rPr>
+              <w:t>Implemented JWT authentication, TOTP-based MFA, and role-based access control, with Email/Mailing and Web</w:t>
+            </w:r>
+            <w:r>
+              <w:rPr>
+                <w:rFonts w:ascii="Calibri" w:eastAsia="Calibri" w:hAnsi="Calibri" w:cs="Calibri"/>
+                <w:color w:val="000000" w:themeColor="text1"/>
+                <w:sz w:val="24"/>
+                <w:szCs w:val="24"/>
+              </w:rPr>
+              <w:t xml:space="preserve"> </w:t>
+            </w:r>
+            <w:r>
+              <w:rPr>
+                <w:rFonts w:ascii="Calibri" w:eastAsia="Calibri" w:hAnsi="Calibri" w:cs="Calibri"/>
+                <w:color w:val="000000" w:themeColor="text1"/>
+                <w:sz w:val="24"/>
+                <w:szCs w:val="24"/>
+              </w:rPr>
+              <w:t>Socket real-time notifications for OTP verification and activity updates.</w:t>
+            </w:r>
+          </w:p>
+          <w:p>
+            <w:pPr>
+              <w:spacing w:after="55"/>
+              <w:ind w:left="260" w:hanging="180"/>
+              <w:rPr>
+                <w:color w:val="000000" w:themeColor="text1"/>
+                <w:sz w:val="12"/>
+                <w:szCs w:val="12"/>
+              </w:rPr>
+            </w:pPr>
           </w:p>
           <w:p>
             <w:pPr>
               <w:spacing w:after="90"/>
               <w:ind w:left="260" w:hanging="180"/>
-            </w:pPr>
-            <w:r>
-              <w:rPr>
-                <w:b/>
-                <w:bCs/>
-                <w:color w:val="2563EB"/>
-                <w:sz w:val="22"/>
-                <w:szCs w:val="22"/>
-              </w:rPr>
-              <w:t xml:space="preserve">•  </w:t>
-            </w:r>
-            <w:r>
-              <w:rPr>
-                <w:rFonts w:ascii="Calibri" w:eastAsia="Calibri" w:hAnsi="Calibri" w:cs="Calibri"/>
-                <w:b/>
-                <w:bCs/>
-                <w:color w:val="1F2937"/>
+              <w:rPr>
+                <w:rFonts w:ascii="Calibri" w:eastAsia="Calibri" w:hAnsi="Calibri" w:cs="Calibri"/>
+                <w:color w:val="000000" w:themeColor="text1"/>
+                <w:sz w:val="24"/>
+                <w:szCs w:val="24"/>
+                <w:u w:val="single"/>
+              </w:rPr>
+            </w:pPr>
+            <w:r>
+              <w:rPr>
+                <w:rFonts w:ascii="Calibri" w:eastAsia="Calibri" w:hAnsi="Calibri" w:cs="Calibri"/>
+                <w:b/>
+                <w:bCs/>
+                <w:color w:val="000000" w:themeColor="text1"/>
                 <w:sz w:val="24"/>
                 <w:szCs w:val="24"/>
               </w:rPr>
@@ -2100,409 +2432,214 @@
             <w:hyperlink r:id="rId11" w:history="1">
               <w:r>
                 <w:rPr>
+                  <w:rStyle w:val="Hyperlink"/>
                   <w:rFonts w:ascii="Calibri" w:eastAsia="Calibri" w:hAnsi="Calibri" w:cs="Calibri"/>
-                  <w:color w:val="2563EB"/>
+                  <w:bCs/>
+                  <w:color w:val="000000" w:themeColor="text1"/>
                   <w:sz w:val="24"/>
                   <w:szCs w:val="24"/>
-                  <w:u w:val="single"/>
+                  <w:u w:val="none"/>
                 </w:rPr>
-                <w:t>tanvirhasan662</w:t>
+                <w:t>https://github.com/tanvirhasan66270/SupplyChainManagement</w:t>
+              </w:r>
+            </w:hyperlink>
+          </w:p>
+          <w:p>
+            <w:pPr>
+              <w:spacing w:before="160" w:after="20"/>
+              <w:rPr>
+                <w:color w:val="000000" w:themeColor="text1"/>
+              </w:rPr>
+            </w:pPr>
+            <w:r>
+              <w:rPr>
+                <w:rFonts w:ascii="Calibri" w:eastAsia="Calibri" w:hAnsi="Calibri" w:cs="Calibri"/>
+                <w:b/>
+                <w:bCs/>
+                <w:color w:val="000000" w:themeColor="text1"/>
+                <w:sz w:val="26"/>
+                <w:szCs w:val="26"/>
+              </w:rPr>
+              <w:t>Supply Chain Management System (Cross Platform)</w:t>
+            </w:r>
+          </w:p>
+          <w:p>
+            <w:pPr>
+              <w:spacing w:after="60"/>
+              <w:rPr>
+                <w:rFonts w:ascii="Calibri" w:eastAsia="Calibri" w:hAnsi="Calibri" w:cs="Calibri"/>
+                <w:i/>
+                <w:iCs/>
+                <w:color w:val="000000" w:themeColor="text1"/>
+                <w:sz w:val="24"/>
+                <w:szCs w:val="24"/>
+              </w:rPr>
+            </w:pPr>
+            <w:r>
+              <w:rPr>
+                <w:rFonts w:ascii="Calibri" w:eastAsia="Calibri" w:hAnsi="Calibri" w:cs="Calibri"/>
+                <w:b/>
+                <w:bCs/>
+                <w:i/>
+                <w:iCs/>
+                <w:color w:val="000000" w:themeColor="text1"/>
+                <w:sz w:val="24"/>
+                <w:szCs w:val="24"/>
+              </w:rPr>
+              <w:t xml:space="preserve">Technologies: </w:t>
+            </w:r>
+            <w:r>
+              <w:rPr>
+                <w:rFonts w:ascii="Calibri" w:eastAsia="Calibri" w:hAnsi="Calibri" w:cs="Calibri"/>
+                <w:i/>
+                <w:iCs/>
+                <w:color w:val="000000" w:themeColor="text1"/>
+                <w:sz w:val="24"/>
+                <w:szCs w:val="24"/>
+              </w:rPr>
+              <w:t>Flutter, Dart, Spring Boot, MySQL</w:t>
+            </w:r>
+          </w:p>
+          <w:p>
+            <w:pPr>
+              <w:spacing w:after="60"/>
+              <w:rPr>
+                <w:color w:val="000000" w:themeColor="text1"/>
+                <w:sz w:val="12"/>
+                <w:szCs w:val="12"/>
+              </w:rPr>
+            </w:pPr>
+          </w:p>
+          <w:p>
+            <w:pPr>
+              <w:spacing w:after="55"/>
+              <w:ind w:left="260" w:hanging="180"/>
+              <w:rPr>
+                <w:rFonts w:ascii="Calibri" w:eastAsia="Calibri" w:hAnsi="Calibri" w:cs="Calibri"/>
+                <w:color w:val="000000" w:themeColor="text1"/>
+                <w:sz w:val="24"/>
+                <w:szCs w:val="24"/>
+              </w:rPr>
+            </w:pPr>
+            <w:r>
+              <w:rPr>
+                <w:b/>
+                <w:bCs/>
+                <w:color w:val="000000" w:themeColor="text1"/>
+                <w:sz w:val="22"/>
+                <w:szCs w:val="22"/>
+              </w:rPr>
+              <w:t xml:space="preserve">•  </w:t>
+            </w:r>
+            <w:r>
+              <w:rPr>
+                <w:rFonts w:ascii="Calibri" w:eastAsia="Calibri" w:hAnsi="Calibri" w:cs="Calibri"/>
+                <w:color w:val="000000" w:themeColor="text1"/>
+                <w:sz w:val="24"/>
+                <w:szCs w:val="24"/>
+              </w:rPr>
+              <w:t>Developed a cross-platform Flutter mobile app integrated with the existing Spring Boot REST APIs, covering procurement, inventory, QC, sales, and delivery operations with secure JWT authentication, role-based access, and real-time Email/Web</w:t>
+            </w:r>
+            <w:r>
+              <w:rPr>
+                <w:rFonts w:ascii="Calibri" w:eastAsia="Calibri" w:hAnsi="Calibri" w:cs="Calibri"/>
+                <w:color w:val="000000" w:themeColor="text1"/>
+                <w:sz w:val="24"/>
+                <w:szCs w:val="24"/>
+              </w:rPr>
+              <w:t xml:space="preserve"> </w:t>
+            </w:r>
+            <w:r>
+              <w:rPr>
+                <w:rFonts w:ascii="Calibri" w:eastAsia="Calibri" w:hAnsi="Calibri" w:cs="Calibri"/>
+                <w:color w:val="000000" w:themeColor="text1"/>
+                <w:sz w:val="24"/>
+                <w:szCs w:val="24"/>
+              </w:rPr>
+              <w:t>Socket notifications.</w:t>
+            </w:r>
+          </w:p>
+          <w:p>
+            <w:pPr>
+              <w:spacing w:after="55"/>
+              <w:ind w:left="260" w:hanging="180"/>
+              <w:rPr>
+                <w:color w:val="000000" w:themeColor="text1"/>
+                <w:sz w:val="12"/>
+                <w:szCs w:val="12"/>
+              </w:rPr>
+            </w:pPr>
+          </w:p>
+          <w:p>
+            <w:pPr>
+              <w:spacing w:after="90"/>
+              <w:ind w:left="260" w:hanging="180"/>
+              <w:rPr>
+                <w:rFonts w:ascii="Calibri" w:eastAsia="Calibri" w:hAnsi="Calibri" w:cs="Calibri"/>
+                <w:color w:val="000000" w:themeColor="text1"/>
+                <w:sz w:val="24"/>
+                <w:szCs w:val="24"/>
+                <w:u w:val="single"/>
+              </w:rPr>
+            </w:pPr>
+            <w:r>
+              <w:rPr>
+                <w:rFonts w:ascii="Calibri" w:eastAsia="Calibri" w:hAnsi="Calibri" w:cs="Calibri"/>
+                <w:b/>
+                <w:bCs/>
+                <w:color w:val="000000" w:themeColor="text1"/>
+                <w:sz w:val="24"/>
+                <w:szCs w:val="24"/>
+              </w:rPr>
+              <w:t xml:space="preserve">GitHub: </w:t>
+            </w:r>
+            <w:hyperlink r:id="rId12" w:history="1">
+              <w:r>
+                <w:rPr>
+                  <w:rStyle w:val="Hyperlink"/>
+                  <w:rFonts w:ascii="Calibri" w:eastAsia="Calibri" w:hAnsi="Calibri" w:cs="Calibri"/>
+                  <w:bCs/>
+                  <w:color w:val="000000" w:themeColor="text1"/>
+                  <w:sz w:val="24"/>
+                  <w:szCs w:val="24"/>
+                  <w:u w:val="none"/>
+                </w:rPr>
+                <w:t>https://github.com/tanvirhasan</w:t>
               </w:r>
               <w:r>
                 <w:rPr>
+                  <w:rStyle w:val="Hyperlink"/>
                   <w:rFonts w:ascii="Calibri" w:eastAsia="Calibri" w:hAnsi="Calibri" w:cs="Calibri"/>
-                  <w:color w:val="2563EB"/>
+                  <w:bCs/>
+                  <w:color w:val="000000" w:themeColor="text1"/>
                   <w:sz w:val="24"/>
                   <w:szCs w:val="24"/>
-                  <w:u w:val="single"/>
+                  <w:u w:val="none"/>
                 </w:rPr>
-                <w:t>70</w:t>
+                <w:t>6</w:t>
+              </w:r>
+              <w:r>
+                <w:rPr>
+                  <w:rStyle w:val="Hyperlink"/>
+                  <w:rFonts w:ascii="Calibri" w:eastAsia="Calibri" w:hAnsi="Calibri" w:cs="Calibri"/>
+                  <w:bCs/>
+                  <w:color w:val="000000" w:themeColor="text1"/>
+                  <w:sz w:val="24"/>
+                  <w:szCs w:val="24"/>
+                  <w:u w:val="none"/>
+                </w:rPr>
+                <w:t>6270/SupplyChainManagement</w:t>
               </w:r>
             </w:hyperlink>
           </w:p>
           <w:p>
             <w:pPr>
-              <w:spacing w:before="160" w:after="20"/>
-            </w:pPr>
-            <w:r>
-              <w:rPr>
-                <w:rFonts w:ascii="Calibri" w:eastAsia="Calibri" w:hAnsi="Calibri" w:cs="Calibri"/>
-                <w:b/>
-                <w:bCs/>
-                <w:color w:val="1F2937"/>
-                <w:sz w:val="26"/>
-                <w:szCs w:val="26"/>
-              </w:rPr>
-              <w:t>Supply Chain Management System (Cross Platform)</w:t>
-            </w:r>
-          </w:p>
-          <w:p>
-            <w:pPr>
-              <w:spacing w:after="60"/>
-              <w:rPr>
-                <w:rFonts w:ascii="Calibri" w:eastAsia="Calibri" w:hAnsi="Calibri" w:cs="Calibri"/>
-                <w:i/>
-                <w:iCs/>
-                <w:color w:val="6B7280"/>
-                <w:sz w:val="24"/>
-                <w:szCs w:val="24"/>
-              </w:rPr>
-            </w:pPr>
-            <w:r>
-              <w:rPr>
-                <w:rFonts w:ascii="Calibri" w:eastAsia="Calibri" w:hAnsi="Calibri" w:cs="Calibri"/>
-                <w:b/>
-                <w:bCs/>
-                <w:i/>
-                <w:iCs/>
-                <w:color w:val="2563EB"/>
-                <w:sz w:val="24"/>
-                <w:szCs w:val="24"/>
-              </w:rPr>
-              <w:t xml:space="preserve">Technologies: </w:t>
-            </w:r>
-            <w:r>
-              <w:rPr>
-                <w:rFonts w:ascii="Calibri" w:eastAsia="Calibri" w:hAnsi="Calibri" w:cs="Calibri"/>
-                <w:i/>
-                <w:iCs/>
-                <w:color w:val="6B7280"/>
-                <w:sz w:val="24"/>
-                <w:szCs w:val="24"/>
-              </w:rPr>
-              <w:t>Flutter, Dart, Spring Boot, MySQL</w:t>
-            </w:r>
-          </w:p>
-          <w:p>
-            <w:pPr>
-              <w:spacing w:after="60"/>
-              <w:rPr>
-                <w:sz w:val="12"/>
-                <w:szCs w:val="12"/>
-              </w:rPr>
-            </w:pPr>
-          </w:p>
-          <w:p>
-            <w:pPr>
-              <w:spacing w:after="55"/>
-              <w:ind w:left="260" w:hanging="180"/>
-            </w:pPr>
-            <w:r>
-              <w:rPr>
-                <w:b/>
-                <w:bCs/>
-                <w:color w:val="2563EB"/>
-                <w:sz w:val="22"/>
-                <w:szCs w:val="22"/>
-              </w:rPr>
-              <w:t xml:space="preserve">•  </w:t>
-            </w:r>
-            <w:r>
-              <w:rPr>
-                <w:rFonts w:ascii="Calibri" w:eastAsia="Calibri" w:hAnsi="Calibri" w:cs="Calibri"/>
-                <w:color w:val="1F2937"/>
-                <w:sz w:val="24"/>
-                <w:szCs w:val="24"/>
-              </w:rPr>
-              <w:t>Developed a cross-platform Flutter mobile app integrated with the existing Spring Boot REST APIs, covering procurement, inventory, QC, sales, and delivery operations with secure JWT authentication, role-based access, and real-time Email/</w:t>
-            </w:r>
-            <w:proofErr w:type="spellStart"/>
-            <w:r>
-              <w:rPr>
-                <w:rFonts w:ascii="Calibri" w:eastAsia="Calibri" w:hAnsi="Calibri" w:cs="Calibri"/>
-                <w:color w:val="1F2937"/>
-                <w:sz w:val="24"/>
-                <w:szCs w:val="24"/>
-              </w:rPr>
-              <w:t>WebSocket</w:t>
-            </w:r>
-            <w:proofErr w:type="spellEnd"/>
-            <w:r>
-              <w:rPr>
-                <w:rFonts w:ascii="Calibri" w:eastAsia="Calibri" w:hAnsi="Calibri" w:cs="Calibri"/>
-                <w:color w:val="1F2937"/>
-                <w:sz w:val="24"/>
-                <w:szCs w:val="24"/>
-              </w:rPr>
-              <w:t xml:space="preserve"> notificat</w:t>
-            </w:r>
-            <w:r>
-              <w:rPr>
-                <w:rFonts w:ascii="Calibri" w:eastAsia="Calibri" w:hAnsi="Calibri" w:cs="Calibri"/>
-                <w:color w:val="1F2937"/>
-                <w:sz w:val="24"/>
-                <w:szCs w:val="24"/>
-              </w:rPr>
-              <w:t>ions.</w:t>
-            </w:r>
-          </w:p>
-          <w:p>
-            <w:pPr>
               <w:spacing w:after="90"/>
               <w:ind w:left="260" w:hanging="180"/>
               <w:rPr>
-                <w:rFonts w:ascii="Calibri" w:eastAsia="Calibri" w:hAnsi="Calibri" w:cs="Calibri"/>
-                <w:color w:val="2563EB"/>
-                <w:sz w:val="24"/>
-                <w:szCs w:val="24"/>
-                <w:u w:val="single"/>
-              </w:rPr>
-            </w:pPr>
-            <w:r>
-              <w:rPr>
-                <w:b/>
-                <w:bCs/>
-                <w:color w:val="2563EB"/>
-                <w:sz w:val="22"/>
-                <w:szCs w:val="22"/>
-              </w:rPr>
-              <w:t xml:space="preserve">•  </w:t>
-            </w:r>
-            <w:r>
-              <w:rPr>
-                <w:rFonts w:ascii="Calibri" w:eastAsia="Calibri" w:hAnsi="Calibri" w:cs="Calibri"/>
-                <w:b/>
-                <w:bCs/>
-                <w:color w:val="1F2937"/>
-                <w:sz w:val="24"/>
-                <w:szCs w:val="24"/>
-              </w:rPr>
-              <w:t xml:space="preserve">GitHub: </w:t>
-            </w:r>
-            <w:hyperlink r:id="rId12" w:history="1">
-              <w:r>
-                <w:rPr>
-                  <w:rFonts w:ascii="Calibri" w:eastAsia="Calibri" w:hAnsi="Calibri" w:cs="Calibri"/>
-                  <w:color w:val="2563EB"/>
-                  <w:sz w:val="24"/>
-                  <w:szCs w:val="24"/>
-                  <w:u w:val="single"/>
-                </w:rPr>
-                <w:t>tanvirhasan66270</w:t>
-              </w:r>
-            </w:hyperlink>
-          </w:p>
-          <w:p>
-            <w:pPr>
-              <w:spacing w:after="90"/>
-              <w:ind w:left="260" w:hanging="180"/>
-              <w:rPr>
+                <w:color w:val="000000" w:themeColor="text1"/>
                 <w:sz w:val="4"/>
                 <w:szCs w:val="4"/>
-              </w:rPr>
-            </w:pPr>
-          </w:p>
-          <w:p>
-            <w:pPr>
-              <w:spacing w:before="160" w:after="20"/>
-            </w:pPr>
-            <w:r>
-              <w:rPr>
-                <w:rFonts w:ascii="Calibri" w:eastAsia="Calibri" w:hAnsi="Calibri" w:cs="Calibri"/>
-                <w:b/>
-                <w:bCs/>
-                <w:color w:val="1F2937"/>
-                <w:sz w:val="26"/>
-                <w:szCs w:val="26"/>
-              </w:rPr>
-              <w:t>POS System</w:t>
-            </w:r>
-          </w:p>
-          <w:p>
-            <w:pPr>
-              <w:spacing w:after="60"/>
-              <w:rPr>
-                <w:rFonts w:ascii="Calibri" w:eastAsia="Calibri" w:hAnsi="Calibri" w:cs="Calibri"/>
-                <w:i/>
-                <w:iCs/>
-                <w:color w:val="6B7280"/>
-                <w:sz w:val="24"/>
-                <w:szCs w:val="24"/>
-              </w:rPr>
-            </w:pPr>
-            <w:r>
-              <w:rPr>
-                <w:rFonts w:ascii="Calibri" w:eastAsia="Calibri" w:hAnsi="Calibri" w:cs="Calibri"/>
-                <w:b/>
-                <w:bCs/>
-                <w:i/>
-                <w:iCs/>
-                <w:color w:val="2563EB"/>
-                <w:sz w:val="24"/>
-                <w:szCs w:val="24"/>
-              </w:rPr>
-              <w:t xml:space="preserve">Technologies: </w:t>
-            </w:r>
-            <w:r>
-              <w:rPr>
-                <w:rFonts w:ascii="Calibri" w:eastAsia="Calibri" w:hAnsi="Calibri" w:cs="Calibri"/>
-                <w:i/>
-                <w:iCs/>
-                <w:color w:val="6B7280"/>
-                <w:sz w:val="24"/>
-                <w:szCs w:val="24"/>
-              </w:rPr>
-              <w:t>Java, Java Swing, MySQL, JDBC</w:t>
-            </w:r>
-          </w:p>
-          <w:p>
-            <w:pPr>
-              <w:spacing w:after="60"/>
-              <w:rPr>
-                <w:sz w:val="12"/>
-                <w:szCs w:val="12"/>
-              </w:rPr>
-            </w:pPr>
-          </w:p>
-          <w:p>
-            <w:pPr>
-              <w:spacing w:after="55"/>
-              <w:ind w:left="260" w:hanging="180"/>
-            </w:pPr>
-            <w:r>
-              <w:rPr>
-                <w:b/>
-                <w:bCs/>
-                <w:color w:val="2563EB"/>
-                <w:sz w:val="22"/>
-                <w:szCs w:val="22"/>
-              </w:rPr>
-              <w:t xml:space="preserve">•  </w:t>
-            </w:r>
-            <w:r>
-              <w:rPr>
-                <w:rFonts w:ascii="Calibri" w:eastAsia="Calibri" w:hAnsi="Calibri" w:cs="Calibri"/>
-                <w:color w:val="1F2937"/>
-                <w:sz w:val="24"/>
-                <w:szCs w:val="24"/>
-              </w:rPr>
-              <w:t>Built a desktop point of sale application using Java Swing and MySQL, with login, product, category, supplier, a</w:t>
-            </w:r>
-            <w:r>
-              <w:rPr>
-                <w:rFonts w:ascii="Calibri" w:eastAsia="Calibri" w:hAnsi="Calibri" w:cs="Calibri"/>
-                <w:color w:val="1F2937"/>
-                <w:sz w:val="24"/>
-                <w:szCs w:val="24"/>
-              </w:rPr>
-              <w:t>nd sales management.</w:t>
-            </w:r>
-          </w:p>
-          <w:p>
-            <w:pPr>
-              <w:spacing w:after="55"/>
-              <w:ind w:left="260" w:hanging="180"/>
-            </w:pPr>
-            <w:r>
-              <w:rPr>
-                <w:b/>
-                <w:bCs/>
-                <w:color w:val="2563EB"/>
-                <w:sz w:val="22"/>
-                <w:szCs w:val="22"/>
-              </w:rPr>
-              <w:t xml:space="preserve">•  </w:t>
-            </w:r>
-            <w:r>
-              <w:rPr>
-                <w:rFonts w:ascii="Calibri" w:eastAsia="Calibri" w:hAnsi="Calibri" w:cs="Calibri"/>
-                <w:color w:val="1F2937"/>
-                <w:sz w:val="24"/>
-                <w:szCs w:val="24"/>
-              </w:rPr>
-              <w:t>Added invoicing feature to create multi line customer sales and supplier purchase order with quantity, discount, and automatic total calculation, saved to database.</w:t>
-            </w:r>
-          </w:p>
-          <w:p>
-            <w:pPr>
-              <w:spacing w:after="55"/>
-              <w:ind w:left="260" w:hanging="180"/>
-            </w:pPr>
-            <w:r>
-              <w:rPr>
-                <w:b/>
-                <w:bCs/>
-                <w:color w:val="2563EB"/>
-                <w:sz w:val="22"/>
-                <w:szCs w:val="22"/>
-              </w:rPr>
-              <w:t xml:space="preserve">•  </w:t>
-            </w:r>
-            <w:r>
-              <w:rPr>
-                <w:rFonts w:ascii="Calibri" w:eastAsia="Calibri" w:hAnsi="Calibri" w:cs="Calibri"/>
-                <w:color w:val="1F2937"/>
-                <w:sz w:val="24"/>
-                <w:szCs w:val="24"/>
-              </w:rPr>
-              <w:t>Used DAO pattern with JDBC for database access across all module</w:t>
-            </w:r>
-            <w:r>
-              <w:rPr>
-                <w:rFonts w:ascii="Calibri" w:eastAsia="Calibri" w:hAnsi="Calibri" w:cs="Calibri"/>
-                <w:color w:val="1F2937"/>
-                <w:sz w:val="24"/>
-                <w:szCs w:val="24"/>
-              </w:rPr>
-              <w:t>s.</w:t>
-            </w:r>
-          </w:p>
-          <w:p>
-            <w:pPr>
-              <w:spacing w:after="90"/>
-              <w:ind w:left="260" w:hanging="180"/>
-              <w:rPr>
-                <w:rFonts w:ascii="Calibri" w:eastAsia="Calibri" w:hAnsi="Calibri" w:cs="Calibri"/>
-                <w:color w:val="2563EB"/>
-                <w:sz w:val="12"/>
-                <w:szCs w:val="12"/>
-                <w:u w:val="single"/>
-              </w:rPr>
-            </w:pPr>
-            <w:r>
-              <w:rPr>
-                <w:b/>
-                <w:bCs/>
-                <w:color w:val="2563EB"/>
-                <w:sz w:val="22"/>
-                <w:szCs w:val="22"/>
-              </w:rPr>
-              <w:t xml:space="preserve">•  </w:t>
-            </w:r>
-            <w:r>
-              <w:rPr>
-                <w:rFonts w:ascii="Calibri" w:eastAsia="Calibri" w:hAnsi="Calibri" w:cs="Calibri"/>
-                <w:b/>
-                <w:bCs/>
-                <w:color w:val="1F2937"/>
-                <w:sz w:val="24"/>
-                <w:szCs w:val="24"/>
-              </w:rPr>
-              <w:t xml:space="preserve">GitHub: </w:t>
-            </w:r>
-            <w:hyperlink r:id="rId13" w:history="1">
-              <w:r>
-                <w:rPr>
-                  <w:rFonts w:ascii="Calibri" w:eastAsia="Calibri" w:hAnsi="Calibri" w:cs="Calibri"/>
-                  <w:color w:val="2563EB"/>
-                  <w:sz w:val="24"/>
-                  <w:szCs w:val="24"/>
-                  <w:u w:val="single"/>
-                </w:rPr>
-                <w:t>tanvirhasan66270</w:t>
-              </w:r>
-            </w:hyperlink>
-          </w:p>
-          <w:p>
-            <w:pPr>
-              <w:spacing w:after="90"/>
-              <w:ind w:left="260" w:hanging="180"/>
-              <w:rPr>
-                <w:rFonts w:ascii="Calibri" w:eastAsia="Calibri" w:hAnsi="Calibri" w:cs="Calibri"/>
-                <w:color w:val="2563EB"/>
-                <w:sz w:val="12"/>
-                <w:szCs w:val="12"/>
-                <w:u w:val="single"/>
               </w:rPr>
             </w:pPr>
           </w:p>
@@ -2512,13 +2649,16 @@
                 <w:bottom w:val="single" w:sz="10" w:space="3" w:color="2563EB"/>
               </w:pBdr>
               <w:spacing w:before="260" w:after="120"/>
-            </w:pPr>
-            <w:r>
-              <w:rPr>
-                <w:rFonts w:ascii="Calibri" w:eastAsia="Calibri" w:hAnsi="Calibri" w:cs="Calibri"/>
-                <w:b/>
-                <w:bCs/>
-                <w:color w:val="1F2937"/>
+              <w:rPr>
+                <w:color w:val="000000" w:themeColor="text1"/>
+              </w:rPr>
+            </w:pPr>
+            <w:r>
+              <w:rPr>
+                <w:rFonts w:ascii="Calibri" w:eastAsia="Calibri" w:hAnsi="Calibri" w:cs="Calibri"/>
+                <w:b/>
+                <w:bCs/>
+                <w:color w:val="000000" w:themeColor="text1"/>
                 <w:spacing w:val="10"/>
                 <w:sz w:val="28"/>
                 <w:szCs w:val="28"/>
@@ -2544,16 +2684,10 @@
               <w:tblLook w:val="0000" w:firstRow="0" w:lastRow="0" w:firstColumn="0" w:lastColumn="0" w:noHBand="0" w:noVBand="0"/>
             </w:tblPr>
             <w:tblGrid>
-              <w:gridCol w:w="3725"/>
-              <w:gridCol w:w="3725"/>
+              <w:gridCol w:w="3632"/>
+              <w:gridCol w:w="3632"/>
             </w:tblGrid>
             <w:tr>
-              <w:tblPrEx>
-                <w:tblCellMar>
-                  <w:top w:w="0" w:type="dxa"/>
-                  <w:bottom w:w="0" w:type="dxa"/>
-                </w:tblCellMar>
-              </w:tblPrEx>
               <w:tc>
                 <w:tcPr>
                   <w:tcW w:w="2500" w:type="pct"/>
@@ -2573,53 +2707,35 @@
                 <w:p>
                   <w:pPr>
                     <w:spacing w:after="40"/>
+                    <w:rPr>
+                      <w:color w:val="000000" w:themeColor="text1"/>
+                    </w:rPr>
                   </w:pPr>
                   <w:r>
                     <w:rPr>
                       <w:rFonts w:ascii="Calibri" w:eastAsia="Calibri" w:hAnsi="Calibri" w:cs="Calibri"/>
                       <w:b/>
                       <w:bCs/>
-                      <w:color w:val="1F2937"/>
+                      <w:color w:val="000000" w:themeColor="text1"/>
                       <w:sz w:val="24"/>
                       <w:szCs w:val="24"/>
                     </w:rPr>
-                    <w:t xml:space="preserve">Md. </w:t>
-                  </w:r>
-                  <w:proofErr w:type="spellStart"/>
-                  <w:r>
-                    <w:rPr>
-                      <w:rFonts w:ascii="Calibri" w:eastAsia="Calibri" w:hAnsi="Calibri" w:cs="Calibri"/>
-                      <w:b/>
-                      <w:bCs/>
-                      <w:color w:val="1F2937"/>
-                      <w:sz w:val="24"/>
-                      <w:szCs w:val="24"/>
-                    </w:rPr>
-                    <w:t>Moshaidul</w:t>
-                  </w:r>
-                  <w:proofErr w:type="spellEnd"/>
-                  <w:r>
-                    <w:rPr>
-                      <w:rFonts w:ascii="Calibri" w:eastAsia="Calibri" w:hAnsi="Calibri" w:cs="Calibri"/>
-                      <w:b/>
-                      <w:bCs/>
-                      <w:color w:val="1F2937"/>
-                      <w:sz w:val="24"/>
-                      <w:szCs w:val="24"/>
-                    </w:rPr>
-                    <w:t xml:space="preserve"> Islam</w:t>
+                    <w:t>Md. Moshaidul Islam</w:t>
                   </w:r>
                 </w:p>
                 <w:p>
                   <w:pPr>
                     <w:spacing w:after="40"/>
+                    <w:rPr>
+                      <w:color w:val="000000" w:themeColor="text1"/>
+                    </w:rPr>
                   </w:pPr>
                   <w:r>
                     <w:rPr>
                       <w:rFonts w:ascii="Calibri" w:eastAsia="Calibri" w:hAnsi="Calibri" w:cs="Calibri"/>
                       <w:b/>
                       <w:bCs/>
-                      <w:color w:val="2563EB"/>
+                      <w:color w:val="000000" w:themeColor="text1"/>
                       <w:sz w:val="22"/>
                       <w:szCs w:val="22"/>
                     </w:rPr>
@@ -2629,11 +2745,14 @@
                 <w:p>
                   <w:pPr>
                     <w:spacing w:after="20"/>
+                    <w:rPr>
+                      <w:color w:val="000000" w:themeColor="text1"/>
+                    </w:rPr>
                   </w:pPr>
                   <w:r>
                     <w:rPr>
                       <w:rFonts w:ascii="Calibri" w:eastAsia="Calibri" w:hAnsi="Calibri" w:cs="Calibri"/>
-                      <w:color w:val="1F2937"/>
+                      <w:color w:val="000000" w:themeColor="text1"/>
                       <w:sz w:val="24"/>
                       <w:szCs w:val="24"/>
                     </w:rPr>
@@ -2643,47 +2762,31 @@
                 <w:p>
                   <w:pPr>
                     <w:spacing w:after="20"/>
+                    <w:rPr>
+                      <w:color w:val="000000" w:themeColor="text1"/>
+                    </w:rPr>
                   </w:pPr>
-                  <w:proofErr w:type="spellStart"/>
                   <w:r>
                     <w:rPr>
                       <w:rFonts w:ascii="Calibri" w:eastAsia="Calibri" w:hAnsi="Calibri" w:cs="Calibri"/>
-                      <w:color w:val="1F2937"/>
+                      <w:color w:val="000000" w:themeColor="text1"/>
                       <w:sz w:val="24"/>
                       <w:szCs w:val="24"/>
                     </w:rPr>
-                    <w:t>IsDB</w:t>
+                    <w:t>IsDB-BISEW IT Scholarship Programme</w:t>
                   </w:r>
-                  <w:proofErr w:type="spellEnd"/>
-                  <w:r>
-                    <w:rPr>
-                      <w:rFonts w:ascii="Calibri" w:eastAsia="Calibri" w:hAnsi="Calibri" w:cs="Calibri"/>
-                      <w:color w:val="1F2937"/>
-                      <w:sz w:val="24"/>
-                      <w:szCs w:val="24"/>
-                    </w:rPr>
-                    <w:t xml:space="preserve">-BISEW IT Scholarship </w:t>
-                  </w:r>
-                  <w:proofErr w:type="spellStart"/>
-                  <w:r>
-                    <w:rPr>
-                      <w:rFonts w:ascii="Calibri" w:eastAsia="Calibri" w:hAnsi="Calibri" w:cs="Calibri"/>
-                      <w:color w:val="1F2937"/>
-                      <w:sz w:val="24"/>
-                      <w:szCs w:val="24"/>
-                    </w:rPr>
-                    <w:t>Programme</w:t>
-                  </w:r>
-                  <w:proofErr w:type="spellEnd"/>
                 </w:p>
                 <w:p>
                   <w:pPr>
                     <w:spacing w:after="20"/>
+                    <w:rPr>
+                      <w:color w:val="000000" w:themeColor="text1"/>
+                    </w:rPr>
                   </w:pPr>
                   <w:r>
                     <w:rPr>
                       <w:rFonts w:ascii="Calibri" w:eastAsia="Calibri" w:hAnsi="Calibri" w:cs="Calibri"/>
-                      <w:color w:val="1F2937"/>
+                      <w:color w:val="000000" w:themeColor="text1"/>
                       <w:sz w:val="24"/>
                       <w:szCs w:val="24"/>
                     </w:rPr>
@@ -2691,10 +2794,15 @@
                   </w:r>
                 </w:p>
                 <w:p>
+                  <w:pPr>
+                    <w:rPr>
+                      <w:color w:val="000000" w:themeColor="text1"/>
+                    </w:rPr>
+                  </w:pPr>
                   <w:r>
                     <w:rPr>
                       <w:rFonts w:ascii="Calibri" w:eastAsia="Calibri" w:hAnsi="Calibri" w:cs="Calibri"/>
-                      <w:color w:val="2563EB"/>
+                      <w:color w:val="000000" w:themeColor="text1"/>
                       <w:sz w:val="24"/>
                       <w:szCs w:val="24"/>
                     </w:rPr>
@@ -2721,53 +2829,35 @@
                 <w:p>
                   <w:pPr>
                     <w:spacing w:after="40"/>
+                    <w:rPr>
+                      <w:color w:val="000000" w:themeColor="text1"/>
+                    </w:rPr>
                   </w:pPr>
                   <w:r>
                     <w:rPr>
                       <w:rFonts w:ascii="Calibri" w:eastAsia="Calibri" w:hAnsi="Calibri" w:cs="Calibri"/>
                       <w:b/>
                       <w:bCs/>
-                      <w:color w:val="1F2937"/>
+                      <w:color w:val="000000" w:themeColor="text1"/>
                       <w:sz w:val="24"/>
                       <w:szCs w:val="24"/>
                     </w:rPr>
-                    <w:t xml:space="preserve">Muhammad </w:t>
-                  </w:r>
-                  <w:proofErr w:type="spellStart"/>
-                  <w:r>
-                    <w:rPr>
-                      <w:rFonts w:ascii="Calibri" w:eastAsia="Calibri" w:hAnsi="Calibri" w:cs="Calibri"/>
-                      <w:b/>
-                      <w:bCs/>
-                      <w:color w:val="1F2937"/>
-                      <w:sz w:val="24"/>
-                      <w:szCs w:val="24"/>
-                    </w:rPr>
-                    <w:t>Emran</w:t>
-                  </w:r>
-                  <w:proofErr w:type="spellEnd"/>
-                  <w:r>
-                    <w:rPr>
-                      <w:rFonts w:ascii="Calibri" w:eastAsia="Calibri" w:hAnsi="Calibri" w:cs="Calibri"/>
-                      <w:b/>
-                      <w:bCs/>
-                      <w:color w:val="1F2937"/>
-                      <w:sz w:val="24"/>
-                      <w:szCs w:val="24"/>
-                    </w:rPr>
-                    <w:t xml:space="preserve"> Hossain</w:t>
+                    <w:t>Muhammad Emran Hossain</w:t>
                   </w:r>
                 </w:p>
                 <w:p>
                   <w:pPr>
                     <w:spacing w:after="40"/>
+                    <w:rPr>
+                      <w:color w:val="000000" w:themeColor="text1"/>
+                    </w:rPr>
                   </w:pPr>
                   <w:r>
                     <w:rPr>
                       <w:rFonts w:ascii="Calibri" w:eastAsia="Calibri" w:hAnsi="Calibri" w:cs="Calibri"/>
                       <w:b/>
                       <w:bCs/>
-                      <w:color w:val="2563EB"/>
+                      <w:color w:val="000000" w:themeColor="text1"/>
                       <w:sz w:val="22"/>
                       <w:szCs w:val="22"/>
                     </w:rPr>
@@ -2777,11 +2867,14 @@
                 <w:p>
                   <w:pPr>
                     <w:spacing w:after="20"/>
+                    <w:rPr>
+                      <w:color w:val="000000" w:themeColor="text1"/>
+                    </w:rPr>
                   </w:pPr>
                   <w:r>
                     <w:rPr>
                       <w:rFonts w:ascii="Calibri" w:eastAsia="Calibri" w:hAnsi="Calibri" w:cs="Calibri"/>
-                      <w:color w:val="1F2937"/>
+                      <w:color w:val="000000" w:themeColor="text1"/>
                       <w:sz w:val="24"/>
                       <w:szCs w:val="24"/>
                     </w:rPr>
@@ -2791,56 +2884,31 @@
                 <w:p>
                   <w:pPr>
                     <w:spacing w:after="20"/>
+                    <w:rPr>
+                      <w:color w:val="000000" w:themeColor="text1"/>
+                    </w:rPr>
                   </w:pPr>
-                  <w:proofErr w:type="spellStart"/>
                   <w:r>
                     <w:rPr>
                       <w:rFonts w:ascii="Calibri" w:eastAsia="Calibri" w:hAnsi="Calibri" w:cs="Calibri"/>
-                      <w:color w:val="1F2937"/>
+                      <w:color w:val="000000" w:themeColor="text1"/>
                       <w:sz w:val="24"/>
                       <w:szCs w:val="24"/>
                     </w:rPr>
-                    <w:t>Nizam</w:t>
-                  </w:r>
-                  <w:proofErr w:type="spellEnd"/>
-                  <w:r>
-                    <w:rPr>
-                      <w:rFonts w:ascii="Calibri" w:eastAsia="Calibri" w:hAnsi="Calibri" w:cs="Calibri"/>
-                      <w:color w:val="1F2937"/>
-                      <w:sz w:val="24"/>
-                      <w:szCs w:val="24"/>
-                    </w:rPr>
-                    <w:t xml:space="preserve"> Shankar Plaza (4th floor), 72 Sat Masjid Road, </w:t>
-                  </w:r>
-                  <w:proofErr w:type="spellStart"/>
-                  <w:r>
-                    <w:rPr>
-                      <w:rFonts w:ascii="Calibri" w:eastAsia="Calibri" w:hAnsi="Calibri" w:cs="Calibri"/>
-                      <w:color w:val="1F2937"/>
-                      <w:sz w:val="24"/>
-                      <w:szCs w:val="24"/>
-                    </w:rPr>
-                    <w:t>Dhanmondi</w:t>
-                  </w:r>
-                  <w:proofErr w:type="spellEnd"/>
-                  <w:r>
-                    <w:rPr>
-                      <w:rFonts w:ascii="Calibri" w:eastAsia="Calibri" w:hAnsi="Calibri" w:cs="Calibri"/>
-                      <w:color w:val="1F2937"/>
-                      <w:sz w:val="24"/>
-                      <w:szCs w:val="24"/>
-                    </w:rPr>
-                    <w:t>, Dhaka-1209</w:t>
+                    <w:t>Nizam Shankar Plaza (4th floor), 72 Sat Masjid Road, Dhanmondi, Dhaka-1209</w:t>
                   </w:r>
                 </w:p>
                 <w:p>
                   <w:pPr>
                     <w:spacing w:after="20"/>
+                    <w:rPr>
+                      <w:color w:val="000000" w:themeColor="text1"/>
+                    </w:rPr>
                   </w:pPr>
                   <w:r>
                     <w:rPr>
                       <w:rFonts w:ascii="Calibri" w:eastAsia="Calibri" w:hAnsi="Calibri" w:cs="Calibri"/>
-                      <w:color w:val="1F2937"/>
+                      <w:color w:val="000000" w:themeColor="text1"/>
                       <w:sz w:val="24"/>
                       <w:szCs w:val="24"/>
                     </w:rPr>
@@ -2848,10 +2916,15 @@
                   </w:r>
                 </w:p>
                 <w:p>
+                  <w:pPr>
+                    <w:rPr>
+                      <w:color w:val="000000" w:themeColor="text1"/>
+                    </w:rPr>
+                  </w:pPr>
                   <w:r>
                     <w:rPr>
                       <w:rFonts w:ascii="Calibri" w:eastAsia="Calibri" w:hAnsi="Calibri" w:cs="Calibri"/>
-                      <w:color w:val="2563EB"/>
+                      <w:color w:val="000000" w:themeColor="text1"/>
                       <w:sz w:val="24"/>
                       <w:szCs w:val="24"/>
                     </w:rPr>
@@ -2861,14 +2934,26 @@
               </w:tc>
             </w:tr>
           </w:tbl>
-          <w:p/>
+          <w:p>
+            <w:pPr>
+              <w:rPr>
+                <w:color w:val="000000" w:themeColor="text1"/>
+              </w:rPr>
+            </w:pPr>
+          </w:p>
         </w:tc>
       </w:tr>
     </w:tbl>
-    <w:p/>
+    <w:p>
+      <w:pPr>
+        <w:rPr>
+          <w:color w:val="000000" w:themeColor="text1"/>
+        </w:rPr>
+      </w:pPr>
+    </w:p>
     <w:sectPr>
-      <w:pgSz w:w="12240" w:h="15840"/>
-      <w:pgMar w:top="0" w:right="0" w:bottom="0" w:left="0" w:header="708" w:footer="708" w:gutter="0"/>
+      <w:pgSz w:w="11906" w:h="16838" w:code="9"/>
+      <w:pgMar w:top="0" w:right="0" w:bottom="0" w:left="0" w:header="706" w:footer="706" w:gutter="0"/>
       <w:cols w:space="720"/>
       <w:docGrid w:linePitch="360"/>
     </w:sectPr>
@@ -3432,7 +3517,6 @@
   <w:style w:type="character" w:default="1" w:styleId="DefaultParagraphFont">
     <w:name w:val="Default Paragraph Font"/>
     <w:uiPriority w:val="1"/>
-    <w:semiHidden/>
     <w:unhideWhenUsed/>
   </w:style>
   <w:style w:type="table" w:default="1" w:styleId="TableNormal">
@@ -3537,6 +3621,45 @@
     <w:rPr>
       <w:sz w:val="20"/>
       <w:szCs w:val="20"/>
+    </w:rPr>
+  </w:style>
+  <w:style w:type="paragraph" w:styleId="BalloonText">
+    <w:name w:val="Balloon Text"/>
+    <w:basedOn w:val="Normal"/>
+    <w:link w:val="BalloonTextChar"/>
+    <w:uiPriority w:val="99"/>
+    <w:semiHidden/>
+    <w:unhideWhenUsed/>
+    <w:rsid w:val="00452314"/>
+    <w:rPr>
+      <w:rFonts w:ascii="Segoe UI" w:hAnsi="Segoe UI" w:cs="Segoe UI"/>
+      <w:sz w:val="18"/>
+      <w:szCs w:val="18"/>
+    </w:rPr>
+  </w:style>
+  <w:style w:type="character" w:customStyle="1" w:styleId="BalloonTextChar">
+    <w:name w:val="Balloon Text Char"/>
+    <w:basedOn w:val="DefaultParagraphFont"/>
+    <w:link w:val="BalloonText"/>
+    <w:uiPriority w:val="99"/>
+    <w:semiHidden/>
+    <w:rsid w:val="00452314"/>
+    <w:rPr>
+      <w:rFonts w:ascii="Segoe UI" w:hAnsi="Segoe UI" w:cs="Segoe UI"/>
+      <w:sz w:val="18"/>
+      <w:szCs w:val="18"/>
+    </w:rPr>
+  </w:style>
+  <w:style w:type="character" w:styleId="FollowedHyperlink">
+    <w:name w:val="FollowedHyperlink"/>
+    <w:basedOn w:val="DefaultParagraphFont"/>
+    <w:uiPriority w:val="99"/>
+    <w:semiHidden/>
+    <w:unhideWhenUsed/>
+    <w:rsid w:val="00FF763A"/>
+    <w:rPr>
+      <w:color w:val="954F72" w:themeColor="followedHyperlink"/>
+      <w:u w:val="single"/>
     </w:rPr>
   </w:style>
 </w:styles>
